--- a/docs/Database_Design_Document.docx
+++ b/docs/Database_Design_Document.docx
@@ -2,6 +2,215 @@
 <file path=word/document.xml><?xml version="1.0" encoding="utf-8"?>
 <w:document xmlns:wpc="http://schemas.microsoft.com/office/word/2010/wordprocessingCanvas" xmlns:cx="http://schemas.microsoft.com/office/drawing/2014/chartex" xmlns:cx1="http://schemas.microsoft.com/office/drawing/2015/9/8/chartex" xmlns:cx2="http://schemas.microsoft.com/office/drawing/2015/10/21/chartex" xmlns:cx3="http://schemas.microsoft.com/office/drawing/2016/5/9/chartex" xmlns:cx4="http://schemas.microsoft.com/office/drawing/2016/5/10/chartex" xmlns:cx5="http://schemas.microsoft.com/office/drawing/2016/5/11/chartex" xmlns:cx6="http://schemas.microsoft.com/office/drawing/2016/5/12/chartex" xmlns:cx7="http://schemas.microsoft.com/office/drawing/2016/5/13/chartex" xmlns:cx8="http://schemas.microsoft.com/office/drawing/2016/5/14/chartex" xmlns:mc="http://schemas.openxmlformats.org/markup-compatibility/2006" xmlns:aink="http://schemas.microsoft.com/office/drawing/2016/ink" xmlns:am3d="http://schemas.microsoft.com/office/drawing/2017/model3d" xmlns:o="urn:schemas-microsoft-com:office:office" xmlns:oel="http://schemas.microsoft.com/office/2019/extlst" xmlns:r="http://schemas.openxmlformats.org/officeDocument/2006/relationships" xmlns:m="http://schemas.openxmlformats.org/officeDocument/2006/math" xmlns:v="urn:schemas-microsoft-com:vml" xmlns:wp14="http://schemas.microsoft.com/office/word/2010/wordprocessingDrawing" xmlns:wp="http://schemas.openxmlformats.org/drawingml/2006/wordprocessingDrawing" xmlns:w10="urn:schemas-microsoft-com:office:word" xmlns:w="http://schemas.openxmlformats.org/wordprocessingml/2006/main" xmlns:w14="http://schemas.microsoft.com/office/word/2010/wordml" xmlns:w15="http://schemas.microsoft.com/office/word/2012/wordml" xmlns:w16cex="http://schemas.microsoft.com/office/word/2018/wordml/cex" xmlns:w16cid="http://schemas.microsoft.com/office/word/2016/wordml/cid" xmlns:w16="http://schemas.microsoft.com/office/word/2018/wordml" xmlns:w16sdtdh="http://schemas.microsoft.com/office/word/2020/wordml/sdtdatahash" xmlns:w16se="http://schemas.microsoft.com/office/word/2015/wordml/symex" xmlns:wpg="http://schemas.microsoft.com/office/word/2010/wordprocessingGroup" xmlns:wpi="http://schemas.microsoft.com/office/word/2010/wordprocessingInk" xmlns:wne="http://schemas.microsoft.com/office/word/2006/wordml" xmlns:wps="http://schemas.microsoft.com/office/word/2010/wordprocessingShape" mc:Ignorable="w14 w15 w16se w16cid w16 w16cex w16sdtdh wp14">
   <w:body>
+    <w:p>
+      <w:r>
+        <w:rPr>
+          <w:noProof/>
+        </w:rPr>
+        <mc:AlternateContent>
+          <mc:Choice Requires="wps">
+            <w:drawing>
+              <wp:anchor distT="0" distB="0" distL="114300" distR="114300" simplePos="0" relativeHeight="251661312" behindDoc="0" locked="0" layoutInCell="1" allowOverlap="1" wp14:anchorId="52578839" wp14:editId="16999D57">
+                <wp:simplePos x="0" y="0"/>
+                <wp:positionH relativeFrom="margin">
+                  <wp:posOffset>0</wp:posOffset>
+                </wp:positionH>
+                <wp:positionV relativeFrom="paragraph">
+                  <wp:posOffset>153619</wp:posOffset>
+                </wp:positionV>
+                <wp:extent cx="5424805" cy="1858061"/>
+                <wp:effectExtent l="0" t="0" r="23495" b="27940"/>
+                <wp:wrapNone/>
+                <wp:docPr id="1" name="Rectangle 1"/>
+                <wp:cNvGraphicFramePr/>
+                <a:graphic xmlns:a="http://schemas.openxmlformats.org/drawingml/2006/main">
+                  <a:graphicData uri="http://schemas.microsoft.com/office/word/2010/wordprocessingShape">
+                    <wps:wsp>
+                      <wps:cNvSpPr/>
+                      <wps:spPr>
+                        <a:xfrm>
+                          <a:off x="0" y="0"/>
+                          <a:ext cx="5424805" cy="1858061"/>
+                        </a:xfrm>
+                        <a:prstGeom prst="rect">
+                          <a:avLst/>
+                        </a:prstGeom>
+                      </wps:spPr>
+                      <wps:style>
+                        <a:lnRef idx="2">
+                          <a:schemeClr val="accent4">
+                            <a:shade val="15000"/>
+                          </a:schemeClr>
+                        </a:lnRef>
+                        <a:fillRef idx="1">
+                          <a:schemeClr val="accent4"/>
+                        </a:fillRef>
+                        <a:effectRef idx="0">
+                          <a:schemeClr val="accent4"/>
+                        </a:effectRef>
+                        <a:fontRef idx="minor">
+                          <a:schemeClr val="lt1"/>
+                        </a:fontRef>
+                      </wps:style>
+                      <wps:txbx>
+                        <w:txbxContent>
+                          <w:p>
+                            <w:pPr>
+                              <w:jc w:val="center"/>
+                              <w:rPr>
+                                <w:rFonts w:ascii="Arial Black" w:hAnsi="Arial Black"/>
+                                <w:sz w:val="40"/>
+                                <w:szCs w:val="40"/>
+                              </w:rPr>
+                            </w:pPr>
+                            <w:r>
+                              <w:rPr>
+                                <w:rFonts w:ascii="Arial Black" w:hAnsi="Arial Black"/>
+                                <w:sz w:val="40"/>
+                                <w:szCs w:val="40"/>
+                              </w:rPr>
+                              <w:t xml:space="preserve">Database Design </w:t>
+                            </w:r>
+                          </w:p>
+                          <w:p>
+                            <w:pPr>
+                              <w:jc w:val="center"/>
+                              <w:rPr>
+                                <w:rFonts w:ascii="Arial Black" w:hAnsi="Arial Black"/>
+                                <w:sz w:val="40"/>
+                                <w:szCs w:val="40"/>
+                              </w:rPr>
+                            </w:pPr>
+                            <w:r>
+                              <w:rPr>
+                                <w:rFonts w:ascii="Arial Black" w:hAnsi="Arial Black"/>
+                                <w:color w:val="0A2F41" w:themeColor="accent1" w:themeShade="80"/>
+                                <w:sz w:val="40"/>
+                                <w:szCs w:val="40"/>
+                              </w:rPr>
+                              <w:t>Document</w:t>
+                            </w:r>
+                          </w:p>
+                          <w:p>
+                            <w:pPr>
+                              <w:jc w:val="center"/>
+                              <w:rPr>
+                                <w:b/>
+                                <w:bCs/>
+                                <w:color w:val="0D0D0D" w:themeColor="text1" w:themeTint="F2"/>
+                                <w:sz w:val="28"/>
+                                <w:szCs w:val="28"/>
+                              </w:rPr>
+                            </w:pPr>
+                            <w:r>
+                              <w:rPr>
+                                <w:b/>
+                                <w:bCs/>
+                                <w:color w:val="0D0D0D" w:themeColor="text1" w:themeTint="F2"/>
+                                <w:sz w:val="28"/>
+                                <w:szCs w:val="28"/>
+                              </w:rPr>
+                              <w:t>Driving License Management Application</w:t>
+                            </w:r>
+                          </w:p>
+                        </w:txbxContent>
+                      </wps:txbx>
+                      <wps:bodyPr rot="0" spcFirstLastPara="0" vertOverflow="overflow" horzOverflow="overflow" vert="horz" wrap="square" lIns="91440" tIns="45720" rIns="91440" bIns="45720" numCol="1" spcCol="0" rtlCol="0" fromWordArt="0" anchor="ctr" anchorCtr="0" forceAA="0" compatLnSpc="1">
+                        <a:prstTxWarp prst="textNoShape">
+                          <a:avLst/>
+                        </a:prstTxWarp>
+                        <a:noAutofit/>
+                      </wps:bodyPr>
+                    </wps:wsp>
+                  </a:graphicData>
+                </a:graphic>
+                <wp14:sizeRelV relativeFrom="margin">
+                  <wp14:pctHeight>0</wp14:pctHeight>
+                </wp14:sizeRelV>
+              </wp:anchor>
+            </w:drawing>
+          </mc:Choice>
+          <mc:Fallback>
+            <w:pict>
+              <v:rect w14:anchorId="52578839" id="Rectangle 1" o:spid="_x0000_s1026" style="position:absolute;margin-left:0;margin-top:12.1pt;width:427.15pt;height:146.3pt;z-index:251661312;visibility:visible;mso-wrap-style:square;mso-height-percent:0;mso-wrap-distance-left:9pt;mso-wrap-distance-top:0;mso-wrap-distance-right:9pt;mso-wrap-distance-bottom:0;mso-position-horizontal:absolute;mso-position-horizontal-relative:margin;mso-position-vertical:absolute;mso-position-vertical-relative:text;mso-height-percent:0;mso-height-relative:margin;v-text-anchor:middle" o:gfxdata="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" fillcolor="#0f9ed5 [3207]" strokecolor="#02171f [487]" strokeweight="1pt">
+                <v:textbox>
+                  <w:txbxContent>
+                    <w:p>
+                      <w:pPr>
+                        <w:jc w:val="center"/>
+                        <w:rPr>
+                          <w:rFonts w:ascii="Arial Black" w:hAnsi="Arial Black"/>
+                          <w:sz w:val="40"/>
+                          <w:szCs w:val="40"/>
+                        </w:rPr>
+                      </w:pPr>
+                      <w:r>
+                        <w:rPr>
+                          <w:rFonts w:ascii="Arial Black" w:hAnsi="Arial Black"/>
+                          <w:sz w:val="40"/>
+                          <w:szCs w:val="40"/>
+                        </w:rPr>
+                        <w:t xml:space="preserve">Database Design </w:t>
+                      </w:r>
+                    </w:p>
+                    <w:p>
+                      <w:pPr>
+                        <w:jc w:val="center"/>
+                        <w:rPr>
+                          <w:rFonts w:ascii="Arial Black" w:hAnsi="Arial Black"/>
+                          <w:sz w:val="40"/>
+                          <w:szCs w:val="40"/>
+                        </w:rPr>
+                      </w:pPr>
+                      <w:r>
+                        <w:rPr>
+                          <w:rFonts w:ascii="Arial Black" w:hAnsi="Arial Black"/>
+                          <w:color w:val="0A2F41" w:themeColor="accent1" w:themeShade="80"/>
+                          <w:sz w:val="40"/>
+                          <w:szCs w:val="40"/>
+                        </w:rPr>
+                        <w:t>Document</w:t>
+                      </w:r>
+                    </w:p>
+                    <w:p>
+                      <w:pPr>
+                        <w:jc w:val="center"/>
+                        <w:rPr>
+                          <w:b/>
+                          <w:bCs/>
+                          <w:color w:val="0D0D0D" w:themeColor="text1" w:themeTint="F2"/>
+                          <w:sz w:val="28"/>
+                          <w:szCs w:val="28"/>
+                        </w:rPr>
+                      </w:pPr>
+                      <w:r>
+                        <w:rPr>
+                          <w:b/>
+                          <w:bCs/>
+                          <w:color w:val="0D0D0D" w:themeColor="text1" w:themeTint="F2"/>
+                          <w:sz w:val="28"/>
+                          <w:szCs w:val="28"/>
+                        </w:rPr>
+                        <w:t>Driving License Management Application</w:t>
+                      </w:r>
+                    </w:p>
+                  </w:txbxContent>
+                </v:textbox>
+                <w10:wrap anchorx="margin"/>
+              </v:rect>
+            </w:pict>
+          </mc:Fallback>
+        </mc:AlternateContent>
+      </w:r>
+    </w:p>
+    <w:p/>
+    <w:p/>
+    <w:p/>
+    <w:p/>
+    <w:p/>
+    <w:p/>
+    <w:p/>
+    <w:p/>
     <w:tbl>
       <w:tblPr>
         <w:tblStyle w:val="ListTable2-Accent1"/>
@@ -10,6 +219,7 @@
         <w:tblLook w:val="04A0" w:firstRow="1" w:lastRow="0" w:firstColumn="1" w:lastColumn="0" w:noHBand="0" w:noVBand="1"/>
       </w:tblPr>
       <w:tblGrid>
+        <w:gridCol w:w="810"/>
         <w:gridCol w:w="6300"/>
         <w:gridCol w:w="2250"/>
       </w:tblGrid>
@@ -21,85 +231,45 @@
         <w:tc>
           <w:tcPr>
             <w:cnfStyle w:val="001000000000" w:firstRow="0" w:lastRow="0" w:firstColumn="1" w:lastColumn="0" w:oddVBand="0" w:evenVBand="0" w:oddHBand="0" w:evenHBand="0" w:firstRowFirstColumn="0" w:firstRowLastColumn="0" w:lastRowFirstColumn="0" w:lastRowLastColumn="0"/>
-            <w:tcW w:w="6300" w:type="dxa"/>
+            <w:tcW w:w="810" w:type="dxa"/>
             <w:vAlign w:val="center"/>
           </w:tcPr>
           <w:p>
             <w:pPr>
               <w:rPr>
-                <w:b w:val="0"/>
-                <w:bCs w:val="0"/>
                 <w:sz w:val="20"/>
                 <w:szCs w:val="20"/>
-                <w:lang w:bidi="ar-JO"/>
               </w:rPr>
             </w:pPr>
             <w:r>
               <w:rPr>
                 <w:sz w:val="20"/>
                 <w:szCs w:val="20"/>
-                <w:lang w:bidi="ar-JO"/>
               </w:rPr>
-              <w:t>Entity Relationship Diagram</w:t>
+              <w:t>1</w:t>
             </w:r>
+          </w:p>
+        </w:tc>
+        <w:tc>
+          <w:tcPr>
+            <w:tcW w:w="6300" w:type="dxa"/>
+            <w:vAlign w:val="center"/>
+          </w:tcPr>
+          <w:p>
+            <w:pPr>
+              <w:cnfStyle w:val="100000000000" w:firstRow="1" w:lastRow="0" w:firstColumn="0" w:lastColumn="0" w:oddVBand="0" w:evenVBand="0" w:oddHBand="0" w:evenHBand="0" w:firstRowFirstColumn="0" w:firstRowLastColumn="0" w:lastRowFirstColumn="0" w:lastRowLastColumn="0"/>
+              <w:rPr>
+                <w:sz w:val="20"/>
+                <w:szCs w:val="20"/>
+              </w:rPr>
+            </w:pPr>
             <w:r>
               <w:rPr>
                 <w:sz w:val="20"/>
                 <w:szCs w:val="20"/>
-                <w:lang w:bidi="ar-JO"/>
               </w:rPr>
-              <w:t xml:space="preserve"> </w:t>
+              <w:t>Database Overview</w:t>
             </w:r>
-            <w:r>
-              <w:rPr>
-                <w:sz w:val="20"/>
-                <w:szCs w:val="20"/>
-                <w:lang w:bidi="ar-JO"/>
-              </w:rPr>
-              <w:t>(</w:t>
-            </w:r>
-            <w:r>
-              <w:rPr>
-                <w:sz w:val="20"/>
-                <w:szCs w:val="20"/>
-                <w:lang w:bidi="ar-JO"/>
-              </w:rPr>
-              <w:t>E</w:t>
-            </w:r>
-            <w:r>
-              <w:rPr>
-                <w:sz w:val="20"/>
-                <w:szCs w:val="20"/>
-                <w:lang w:bidi="ar-JO"/>
-              </w:rPr>
-              <w:t xml:space="preserve">RD) </w:t>
-            </w:r>
-            <w:proofErr w:type="gramStart"/>
-            <w:r>
-              <w:rPr>
-                <w:sz w:val="20"/>
-                <w:szCs w:val="20"/>
-                <w:lang w:bidi="ar-JO"/>
-              </w:rPr>
-              <w:t xml:space="preserve">&amp; </w:t>
-            </w:r>
-            <w:r>
-              <w:rPr>
-                <w:sz w:val="20"/>
-                <w:szCs w:val="20"/>
-                <w:lang w:bidi="ar-JO"/>
-              </w:rPr>
-              <w:t xml:space="preserve"> </w:t>
-            </w:r>
-            <w:r>
-              <w:rPr>
-                <w:sz w:val="20"/>
-                <w:szCs w:val="20"/>
-                <w:lang w:bidi="ar-JO"/>
-              </w:rPr>
-              <w:t>EER</w:t>
-            </w:r>
-            <w:proofErr w:type="gramEnd"/>
           </w:p>
         </w:tc>
         <w:tc>
@@ -111,12 +281,8 @@
             <w:pPr>
               <w:cnfStyle w:val="100000000000" w:firstRow="1" w:lastRow="0" w:firstColumn="0" w:lastColumn="0" w:oddVBand="0" w:evenVBand="0" w:oddHBand="0" w:evenHBand="0" w:firstRowFirstColumn="0" w:firstRowLastColumn="0" w:lastRowFirstColumn="0" w:lastRowLastColumn="0"/>
               <w:rPr>
-                <w:b w:val="0"/>
-                <w:bCs w:val="0"/>
                 <w:sz w:val="20"/>
                 <w:szCs w:val="20"/>
-                <w:rtl/>
-                <w:lang w:bidi="ar-JO"/>
               </w:rPr>
             </w:pPr>
           </w:p>
@@ -125,31 +291,53 @@
       <w:tr>
         <w:trPr>
           <w:cnfStyle w:val="000000100000" w:firstRow="0" w:lastRow="0" w:firstColumn="0" w:lastColumn="0" w:oddVBand="0" w:evenVBand="0" w:oddHBand="1" w:evenHBand="0" w:firstRowFirstColumn="0" w:firstRowLastColumn="0" w:lastRowFirstColumn="0" w:lastRowLastColumn="0"/>
-          <w:trHeight w:val="669"/>
+          <w:trHeight w:val="641"/>
         </w:trPr>
         <w:tc>
           <w:tcPr>
             <w:cnfStyle w:val="001000000000" w:firstRow="0" w:lastRow="0" w:firstColumn="1" w:lastColumn="0" w:oddVBand="0" w:evenVBand="0" w:oddHBand="0" w:evenHBand="0" w:firstRowFirstColumn="0" w:firstRowLastColumn="0" w:lastRowFirstColumn="0" w:lastRowLastColumn="0"/>
-            <w:tcW w:w="6300" w:type="dxa"/>
+            <w:tcW w:w="810" w:type="dxa"/>
             <w:vAlign w:val="center"/>
           </w:tcPr>
           <w:p>
             <w:pPr>
               <w:rPr>
-                <w:b w:val="0"/>
-                <w:bCs w:val="0"/>
                 <w:sz w:val="20"/>
                 <w:szCs w:val="20"/>
-                <w:lang w:bidi="ar-JO"/>
               </w:rPr>
             </w:pPr>
             <w:r>
               <w:rPr>
                 <w:sz w:val="20"/>
                 <w:szCs w:val="20"/>
-                <w:lang w:bidi="ar-JO"/>
               </w:rPr>
-              <w:t>Database Schema Diagram</w:t>
+              <w:t>2</w:t>
+            </w:r>
+          </w:p>
+        </w:tc>
+        <w:tc>
+          <w:tcPr>
+            <w:tcW w:w="6300" w:type="dxa"/>
+            <w:vAlign w:val="center"/>
+          </w:tcPr>
+          <w:p>
+            <w:pPr>
+              <w:cnfStyle w:val="000000100000" w:firstRow="0" w:lastRow="0" w:firstColumn="0" w:lastColumn="0" w:oddVBand="0" w:evenVBand="0" w:oddHBand="1" w:evenHBand="0" w:firstRowFirstColumn="0" w:firstRowLastColumn="0" w:lastRowFirstColumn="0" w:lastRowLastColumn="0"/>
+              <w:rPr>
+                <w:b/>
+                <w:bCs/>
+                <w:sz w:val="20"/>
+                <w:szCs w:val="20"/>
+              </w:rPr>
+            </w:pPr>
+            <w:r>
+              <w:rPr>
+                <w:b/>
+                <w:bCs/>
+                <w:sz w:val="20"/>
+                <w:szCs w:val="20"/>
+              </w:rPr>
+              <w:t>ERD / EERD</w:t>
             </w:r>
           </w:p>
         </w:tc>
@@ -166,8 +354,429 @@
                 <w:bCs/>
                 <w:sz w:val="20"/>
                 <w:szCs w:val="20"/>
-                <w:rtl/>
-                <w:lang w:bidi="ar-JO"/>
+              </w:rPr>
+            </w:pPr>
+          </w:p>
+        </w:tc>
+      </w:tr>
+      <w:tr>
+        <w:trPr>
+          <w:trHeight w:val="669"/>
+        </w:trPr>
+        <w:tc>
+          <w:tcPr>
+            <w:cnfStyle w:val="001000000000" w:firstRow="0" w:lastRow="0" w:firstColumn="1" w:lastColumn="0" w:oddVBand="0" w:evenVBand="0" w:oddHBand="0" w:evenHBand="0" w:firstRowFirstColumn="0" w:firstRowLastColumn="0" w:lastRowFirstColumn="0" w:lastRowLastColumn="0"/>
+            <w:tcW w:w="810" w:type="dxa"/>
+            <w:vAlign w:val="center"/>
+          </w:tcPr>
+          <w:p>
+            <w:pPr>
+              <w:rPr>
+                <w:sz w:val="20"/>
+                <w:szCs w:val="20"/>
+              </w:rPr>
+            </w:pPr>
+            <w:r>
+              <w:rPr>
+                <w:sz w:val="20"/>
+                <w:szCs w:val="20"/>
+              </w:rPr>
+              <w:t>3</w:t>
+            </w:r>
+          </w:p>
+        </w:tc>
+        <w:tc>
+          <w:tcPr>
+            <w:tcW w:w="6300" w:type="dxa"/>
+            <w:vAlign w:val="center"/>
+          </w:tcPr>
+          <w:p>
+            <w:pPr>
+              <w:cnfStyle w:val="000000000000" w:firstRow="0" w:lastRow="0" w:firstColumn="0" w:lastColumn="0" w:oddVBand="0" w:evenVBand="0" w:oddHBand="0" w:evenHBand="0" w:firstRowFirstColumn="0" w:firstRowLastColumn="0" w:lastRowFirstColumn="0" w:lastRowLastColumn="0"/>
+              <w:rPr>
+                <w:b/>
+                <w:bCs/>
+                <w:sz w:val="20"/>
+                <w:szCs w:val="20"/>
+              </w:rPr>
+            </w:pPr>
+            <w:r>
+              <w:rPr>
+                <w:b/>
+                <w:bCs/>
+                <w:sz w:val="20"/>
+                <w:szCs w:val="20"/>
+              </w:rPr>
+              <w:t>Database Schema</w:t>
+            </w:r>
+          </w:p>
+        </w:tc>
+        <w:tc>
+          <w:tcPr>
+            <w:tcW w:w="2250" w:type="dxa"/>
+            <w:vAlign w:val="center"/>
+          </w:tcPr>
+          <w:p>
+            <w:pPr>
+              <w:cnfStyle w:val="000000000000" w:firstRow="0" w:lastRow="0" w:firstColumn="0" w:lastColumn="0" w:oddVBand="0" w:evenVBand="0" w:oddHBand="0" w:evenHBand="0" w:firstRowFirstColumn="0" w:firstRowLastColumn="0" w:lastRowFirstColumn="0" w:lastRowLastColumn="0"/>
+              <w:rPr>
+                <w:b/>
+                <w:bCs/>
+                <w:sz w:val="20"/>
+                <w:szCs w:val="20"/>
+              </w:rPr>
+            </w:pPr>
+          </w:p>
+        </w:tc>
+      </w:tr>
+      <w:tr>
+        <w:trPr>
+          <w:cnfStyle w:val="000000100000" w:firstRow="0" w:lastRow="0" w:firstColumn="0" w:lastColumn="0" w:oddVBand="0" w:evenVBand="0" w:oddHBand="1" w:evenHBand="0" w:firstRowFirstColumn="0" w:firstRowLastColumn="0" w:lastRowFirstColumn="0" w:lastRowLastColumn="0"/>
+          <w:trHeight w:val="669"/>
+        </w:trPr>
+        <w:tc>
+          <w:tcPr>
+            <w:cnfStyle w:val="001000000000" w:firstRow="0" w:lastRow="0" w:firstColumn="1" w:lastColumn="0" w:oddVBand="0" w:evenVBand="0" w:oddHBand="0" w:evenHBand="0" w:firstRowFirstColumn="0" w:firstRowLastColumn="0" w:lastRowFirstColumn="0" w:lastRowLastColumn="0"/>
+            <w:tcW w:w="810" w:type="dxa"/>
+            <w:vAlign w:val="center"/>
+          </w:tcPr>
+          <w:p>
+            <w:pPr>
+              <w:rPr>
+                <w:sz w:val="20"/>
+                <w:szCs w:val="20"/>
+              </w:rPr>
+            </w:pPr>
+            <w:r>
+              <w:rPr>
+                <w:sz w:val="20"/>
+                <w:szCs w:val="20"/>
+              </w:rPr>
+              <w:t>4</w:t>
+            </w:r>
+          </w:p>
+        </w:tc>
+        <w:tc>
+          <w:tcPr>
+            <w:tcW w:w="6300" w:type="dxa"/>
+            <w:vAlign w:val="center"/>
+          </w:tcPr>
+          <w:p>
+            <w:pPr>
+              <w:cnfStyle w:val="000000100000" w:firstRow="0" w:lastRow="0" w:firstColumn="0" w:lastColumn="0" w:oddVBand="0" w:evenVBand="0" w:oddHBand="1" w:evenHBand="0" w:firstRowFirstColumn="0" w:firstRowLastColumn="0" w:lastRowFirstColumn="0" w:lastRowLastColumn="0"/>
+              <w:rPr>
+                <w:b/>
+                <w:bCs/>
+                <w:sz w:val="20"/>
+                <w:szCs w:val="20"/>
+              </w:rPr>
+            </w:pPr>
+            <w:r>
+              <w:rPr>
+                <w:b/>
+                <w:bCs/>
+                <w:sz w:val="20"/>
+                <w:szCs w:val="20"/>
+              </w:rPr>
+              <w:t>Tables Description</w:t>
+            </w:r>
+          </w:p>
+        </w:tc>
+        <w:tc>
+          <w:tcPr>
+            <w:tcW w:w="2250" w:type="dxa"/>
+            <w:vAlign w:val="center"/>
+          </w:tcPr>
+          <w:p>
+            <w:pPr>
+              <w:cnfStyle w:val="000000100000" w:firstRow="0" w:lastRow="0" w:firstColumn="0" w:lastColumn="0" w:oddVBand="0" w:evenVBand="0" w:oddHBand="1" w:evenHBand="0" w:firstRowFirstColumn="0" w:firstRowLastColumn="0" w:lastRowFirstColumn="0" w:lastRowLastColumn="0"/>
+              <w:rPr>
+                <w:b/>
+                <w:bCs/>
+                <w:sz w:val="20"/>
+                <w:szCs w:val="20"/>
+              </w:rPr>
+            </w:pPr>
+          </w:p>
+        </w:tc>
+      </w:tr>
+      <w:tr>
+        <w:trPr>
+          <w:trHeight w:val="669"/>
+        </w:trPr>
+        <w:tc>
+          <w:tcPr>
+            <w:cnfStyle w:val="001000000000" w:firstRow="0" w:lastRow="0" w:firstColumn="1" w:lastColumn="0" w:oddVBand="0" w:evenVBand="0" w:oddHBand="0" w:evenHBand="0" w:firstRowFirstColumn="0" w:firstRowLastColumn="0" w:lastRowFirstColumn="0" w:lastRowLastColumn="0"/>
+            <w:tcW w:w="810" w:type="dxa"/>
+            <w:vAlign w:val="center"/>
+          </w:tcPr>
+          <w:p>
+            <w:pPr>
+              <w:rPr>
+                <w:sz w:val="20"/>
+                <w:szCs w:val="20"/>
+              </w:rPr>
+            </w:pPr>
+            <w:r>
+              <w:rPr>
+                <w:sz w:val="20"/>
+                <w:szCs w:val="20"/>
+              </w:rPr>
+              <w:t>5</w:t>
+            </w:r>
+          </w:p>
+        </w:tc>
+        <w:tc>
+          <w:tcPr>
+            <w:tcW w:w="6300" w:type="dxa"/>
+            <w:vAlign w:val="center"/>
+          </w:tcPr>
+          <w:p>
+            <w:pPr>
+              <w:cnfStyle w:val="000000000000" w:firstRow="0" w:lastRow="0" w:firstColumn="0" w:lastColumn="0" w:oddVBand="0" w:evenVBand="0" w:oddHBand="0" w:evenHBand="0" w:firstRowFirstColumn="0" w:firstRowLastColumn="0" w:lastRowFirstColumn="0" w:lastRowLastColumn="0"/>
+              <w:rPr>
+                <w:b/>
+                <w:bCs/>
+                <w:sz w:val="20"/>
+                <w:szCs w:val="20"/>
+              </w:rPr>
+            </w:pPr>
+            <w:r>
+              <w:rPr>
+                <w:b/>
+                <w:bCs/>
+                <w:sz w:val="20"/>
+                <w:szCs w:val="20"/>
+              </w:rPr>
+              <w:t>Relationships</w:t>
+            </w:r>
+          </w:p>
+        </w:tc>
+        <w:tc>
+          <w:tcPr>
+            <w:tcW w:w="2250" w:type="dxa"/>
+            <w:vAlign w:val="center"/>
+          </w:tcPr>
+          <w:p>
+            <w:pPr>
+              <w:cnfStyle w:val="000000000000" w:firstRow="0" w:lastRow="0" w:firstColumn="0" w:lastColumn="0" w:oddVBand="0" w:evenVBand="0" w:oddHBand="0" w:evenHBand="0" w:firstRowFirstColumn="0" w:firstRowLastColumn="0" w:lastRowFirstColumn="0" w:lastRowLastColumn="0"/>
+              <w:rPr>
+                <w:b/>
+                <w:bCs/>
+                <w:sz w:val="20"/>
+                <w:szCs w:val="20"/>
+              </w:rPr>
+            </w:pPr>
+          </w:p>
+        </w:tc>
+      </w:tr>
+      <w:tr>
+        <w:trPr>
+          <w:cnfStyle w:val="000000100000" w:firstRow="0" w:lastRow="0" w:firstColumn="0" w:lastColumn="0" w:oddVBand="0" w:evenVBand="0" w:oddHBand="1" w:evenHBand="0" w:firstRowFirstColumn="0" w:firstRowLastColumn="0" w:lastRowFirstColumn="0" w:lastRowLastColumn="0"/>
+          <w:trHeight w:val="669"/>
+        </w:trPr>
+        <w:tc>
+          <w:tcPr>
+            <w:cnfStyle w:val="001000000000" w:firstRow="0" w:lastRow="0" w:firstColumn="1" w:lastColumn="0" w:oddVBand="0" w:evenVBand="0" w:oddHBand="0" w:evenHBand="0" w:firstRowFirstColumn="0" w:firstRowLastColumn="0" w:lastRowFirstColumn="0" w:lastRowLastColumn="0"/>
+            <w:tcW w:w="810" w:type="dxa"/>
+            <w:vAlign w:val="center"/>
+          </w:tcPr>
+          <w:p>
+            <w:pPr>
+              <w:rPr>
+                <w:sz w:val="20"/>
+                <w:szCs w:val="20"/>
+              </w:rPr>
+            </w:pPr>
+            <w:r>
+              <w:rPr>
+                <w:sz w:val="20"/>
+                <w:szCs w:val="20"/>
+              </w:rPr>
+              <w:t>6</w:t>
+            </w:r>
+          </w:p>
+        </w:tc>
+        <w:tc>
+          <w:tcPr>
+            <w:tcW w:w="6300" w:type="dxa"/>
+            <w:vAlign w:val="center"/>
+          </w:tcPr>
+          <w:p>
+            <w:pPr>
+              <w:cnfStyle w:val="000000100000" w:firstRow="0" w:lastRow="0" w:firstColumn="0" w:lastColumn="0" w:oddVBand="0" w:evenVBand="0" w:oddHBand="1" w:evenHBand="0" w:firstRowFirstColumn="0" w:firstRowLastColumn="0" w:lastRowFirstColumn="0" w:lastRowLastColumn="0"/>
+              <w:rPr>
+                <w:b/>
+                <w:bCs/>
+                <w:sz w:val="20"/>
+                <w:szCs w:val="20"/>
+              </w:rPr>
+            </w:pPr>
+            <w:r>
+              <w:rPr>
+                <w:b/>
+                <w:bCs/>
+                <w:sz w:val="20"/>
+                <w:szCs w:val="20"/>
+              </w:rPr>
+              <w:t>Primary Keys &amp; Foreign Keys</w:t>
+            </w:r>
+          </w:p>
+        </w:tc>
+        <w:tc>
+          <w:tcPr>
+            <w:tcW w:w="2250" w:type="dxa"/>
+            <w:vAlign w:val="center"/>
+          </w:tcPr>
+          <w:p>
+            <w:pPr>
+              <w:cnfStyle w:val="000000100000" w:firstRow="0" w:lastRow="0" w:firstColumn="0" w:lastColumn="0" w:oddVBand="0" w:evenVBand="0" w:oddHBand="1" w:evenHBand="0" w:firstRowFirstColumn="0" w:firstRowLastColumn="0" w:lastRowFirstColumn="0" w:lastRowLastColumn="0"/>
+              <w:rPr>
+                <w:b/>
+                <w:bCs/>
+                <w:sz w:val="20"/>
+                <w:szCs w:val="20"/>
+              </w:rPr>
+            </w:pPr>
+          </w:p>
+        </w:tc>
+      </w:tr>
+      <w:tr>
+        <w:trPr>
+          <w:trHeight w:val="669"/>
+        </w:trPr>
+        <w:tc>
+          <w:tcPr>
+            <w:cnfStyle w:val="001000000000" w:firstRow="0" w:lastRow="0" w:firstColumn="1" w:lastColumn="0" w:oddVBand="0" w:evenVBand="0" w:oddHBand="0" w:evenHBand="0" w:firstRowFirstColumn="0" w:firstRowLastColumn="0" w:lastRowFirstColumn="0" w:lastRowLastColumn="0"/>
+            <w:tcW w:w="810" w:type="dxa"/>
+            <w:vAlign w:val="center"/>
+          </w:tcPr>
+          <w:p>
+            <w:pPr>
+              <w:rPr>
+                <w:sz w:val="20"/>
+                <w:szCs w:val="20"/>
+              </w:rPr>
+            </w:pPr>
+            <w:r>
+              <w:rPr>
+                <w:sz w:val="20"/>
+                <w:szCs w:val="20"/>
+              </w:rPr>
+              <w:t>7</w:t>
+            </w:r>
+          </w:p>
+        </w:tc>
+        <w:tc>
+          <w:tcPr>
+            <w:tcW w:w="6300" w:type="dxa"/>
+            <w:vAlign w:val="center"/>
+          </w:tcPr>
+          <w:p>
+            <w:pPr>
+              <w:cnfStyle w:val="000000000000" w:firstRow="0" w:lastRow="0" w:firstColumn="0" w:lastColumn="0" w:oddVBand="0" w:evenVBand="0" w:oddHBand="0" w:evenHBand="0" w:firstRowFirstColumn="0" w:firstRowLastColumn="0" w:lastRowFirstColumn="0" w:lastRowLastColumn="0"/>
+              <w:rPr>
+                <w:b/>
+                <w:bCs/>
+                <w:sz w:val="20"/>
+                <w:szCs w:val="20"/>
+              </w:rPr>
+            </w:pPr>
+            <w:r>
+              <w:rPr>
+                <w:b/>
+                <w:bCs/>
+                <w:sz w:val="20"/>
+                <w:szCs w:val="20"/>
+              </w:rPr>
+              <w:t>Constraints</w:t>
+            </w:r>
+          </w:p>
+        </w:tc>
+        <w:tc>
+          <w:tcPr>
+            <w:tcW w:w="2250" w:type="dxa"/>
+            <w:vAlign w:val="center"/>
+          </w:tcPr>
+          <w:p>
+            <w:pPr>
+              <w:cnfStyle w:val="000000000000" w:firstRow="0" w:lastRow="0" w:firstColumn="0" w:lastColumn="0" w:oddVBand="0" w:evenVBand="0" w:oddHBand="0" w:evenHBand="0" w:firstRowFirstColumn="0" w:firstRowLastColumn="0" w:lastRowFirstColumn="0" w:lastRowLastColumn="0"/>
+              <w:rPr>
+                <w:b/>
+                <w:bCs/>
+                <w:sz w:val="20"/>
+                <w:szCs w:val="20"/>
+              </w:rPr>
+            </w:pPr>
+          </w:p>
+        </w:tc>
+      </w:tr>
+      <w:tr>
+        <w:trPr>
+          <w:cnfStyle w:val="000000100000" w:firstRow="0" w:lastRow="0" w:firstColumn="0" w:lastColumn="0" w:oddVBand="0" w:evenVBand="0" w:oddHBand="1" w:evenHBand="0" w:firstRowFirstColumn="0" w:firstRowLastColumn="0" w:lastRowFirstColumn="0" w:lastRowLastColumn="0"/>
+          <w:trHeight w:val="669"/>
+        </w:trPr>
+        <w:tc>
+          <w:tcPr>
+            <w:cnfStyle w:val="001000000000" w:firstRow="0" w:lastRow="0" w:firstColumn="1" w:lastColumn="0" w:oddVBand="0" w:evenVBand="0" w:oddHBand="0" w:evenHBand="0" w:firstRowFirstColumn="0" w:firstRowLastColumn="0" w:lastRowFirstColumn="0" w:lastRowLastColumn="0"/>
+            <w:tcW w:w="810" w:type="dxa"/>
+            <w:vAlign w:val="center"/>
+          </w:tcPr>
+          <w:p>
+            <w:pPr>
+              <w:rPr>
+                <w:sz w:val="20"/>
+                <w:szCs w:val="20"/>
+              </w:rPr>
+            </w:pPr>
+            <w:r>
+              <w:rPr>
+                <w:sz w:val="20"/>
+                <w:szCs w:val="20"/>
+              </w:rPr>
+              <w:t>8</w:t>
+            </w:r>
+          </w:p>
+        </w:tc>
+        <w:tc>
+          <w:tcPr>
+            <w:tcW w:w="6300" w:type="dxa"/>
+            <w:vAlign w:val="center"/>
+          </w:tcPr>
+          <w:p>
+            <w:pPr>
+              <w:cnfStyle w:val="000000100000" w:firstRow="0" w:lastRow="0" w:firstColumn="0" w:lastColumn="0" w:oddVBand="0" w:evenVBand="0" w:oddHBand="1" w:evenHBand="0" w:firstRowFirstColumn="0" w:firstRowLastColumn="0" w:lastRowFirstColumn="0" w:lastRowLastColumn="0"/>
+              <w:rPr>
+                <w:b/>
+                <w:bCs/>
+                <w:sz w:val="20"/>
+                <w:szCs w:val="20"/>
+              </w:rPr>
+            </w:pPr>
+            <w:r>
+              <w:rPr>
+                <w:b/>
+                <w:bCs/>
+                <w:sz w:val="20"/>
+                <w:szCs w:val="20"/>
+              </w:rPr>
+              <w:t>Data Dictionary</w:t>
+            </w:r>
+          </w:p>
+        </w:tc>
+        <w:tc>
+          <w:tcPr>
+            <w:tcW w:w="2250" w:type="dxa"/>
+            <w:vAlign w:val="center"/>
+          </w:tcPr>
+          <w:p>
+            <w:pPr>
+              <w:cnfStyle w:val="000000100000" w:firstRow="0" w:lastRow="0" w:firstColumn="0" w:lastColumn="0" w:oddVBand="0" w:evenVBand="0" w:oddHBand="1" w:evenHBand="0" w:firstRowFirstColumn="0" w:firstRowLastColumn="0" w:lastRowFirstColumn="0" w:lastRowLastColumn="0"/>
+              <w:rPr>
+                <w:b/>
+                <w:bCs/>
+                <w:sz w:val="20"/>
+                <w:szCs w:val="20"/>
               </w:rPr>
             </w:pPr>
           </w:p>
@@ -179,6 +788,1342 @@
     <w:p/>
     <w:p/>
     <w:p/>
+    <w:p/>
+    <w:p/>
+    <w:p>
+      <w:r>
+        <w:rPr>
+          <w:noProof/>
+        </w:rPr>
+        <mc:AlternateContent>
+          <mc:Choice Requires="wps">
+            <w:drawing>
+              <wp:anchor distT="0" distB="0" distL="114300" distR="114300" simplePos="0" relativeHeight="251659264" behindDoc="0" locked="0" layoutInCell="1" allowOverlap="1" wp14:anchorId="04CCF835" wp14:editId="465AC7D2">
+                <wp:simplePos x="0" y="0"/>
+                <wp:positionH relativeFrom="margin">
+                  <wp:posOffset>0</wp:posOffset>
+                </wp:positionH>
+                <wp:positionV relativeFrom="paragraph">
+                  <wp:posOffset>37465</wp:posOffset>
+                </wp:positionV>
+                <wp:extent cx="5424805" cy="382137"/>
+                <wp:effectExtent l="76200" t="38100" r="80645" b="208915"/>
+                <wp:wrapNone/>
+                <wp:docPr id="4" name="Rectangle 4"/>
+                <wp:cNvGraphicFramePr/>
+                <a:graphic xmlns:a="http://schemas.openxmlformats.org/drawingml/2006/main">
+                  <a:graphicData uri="http://schemas.microsoft.com/office/word/2010/wordprocessingShape">
+                    <wps:wsp>
+                      <wps:cNvSpPr/>
+                      <wps:spPr>
+                        <a:xfrm>
+                          <a:off x="0" y="0"/>
+                          <a:ext cx="5424805" cy="382137"/>
+                        </a:xfrm>
+                        <a:prstGeom prst="rect">
+                          <a:avLst/>
+                        </a:prstGeom>
+                        <a:effectLst>
+                          <a:outerShdw blurRad="57150" dist="19050" dir="5400000" algn="ctr" rotWithShape="0">
+                            <a:srgbClr val="000000">
+                              <a:alpha val="63000"/>
+                            </a:srgbClr>
+                          </a:outerShdw>
+                          <a:reflection blurRad="6350" stA="50000" endA="300" endPos="38500" dist="50800" dir="5400000" sy="-100000" algn="bl" rotWithShape="0"/>
+                        </a:effectLst>
+                      </wps:spPr>
+                      <wps:style>
+                        <a:lnRef idx="0">
+                          <a:schemeClr val="accent1"/>
+                        </a:lnRef>
+                        <a:fillRef idx="3">
+                          <a:schemeClr val="accent1"/>
+                        </a:fillRef>
+                        <a:effectRef idx="3">
+                          <a:schemeClr val="accent1"/>
+                        </a:effectRef>
+                        <a:fontRef idx="minor">
+                          <a:schemeClr val="lt1"/>
+                        </a:fontRef>
+                      </wps:style>
+                      <wps:txbx>
+                        <w:txbxContent>
+                          <w:p>
+                            <w:pPr>
+                              <w:rPr>
+                                <w:b/>
+                                <w:bCs/>
+                                <w:sz w:val="32"/>
+                                <w:szCs w:val="32"/>
+                              </w:rPr>
+                            </w:pPr>
+                            <w:r>
+                              <w:rPr>
+                                <w:b/>
+                                <w:bCs/>
+                                <w:sz w:val="32"/>
+                                <w:szCs w:val="32"/>
+                              </w:rPr>
+                              <w:t>1. Database Overview</w:t>
+                            </w:r>
+                          </w:p>
+                        </w:txbxContent>
+                      </wps:txbx>
+                      <wps:bodyPr rot="0" spcFirstLastPara="0" vertOverflow="overflow" horzOverflow="overflow" vert="horz" wrap="square" lIns="91440" tIns="45720" rIns="91440" bIns="45720" numCol="1" spcCol="0" rtlCol="0" fromWordArt="0" anchor="ctr" anchorCtr="0" forceAA="0" compatLnSpc="1">
+                        <a:prstTxWarp prst="textNoShape">
+                          <a:avLst/>
+                        </a:prstTxWarp>
+                        <a:noAutofit/>
+                      </wps:bodyPr>
+                    </wps:wsp>
+                  </a:graphicData>
+                </a:graphic>
+                <wp14:sizeRelV relativeFrom="margin">
+                  <wp14:pctHeight>0</wp14:pctHeight>
+                </wp14:sizeRelV>
+              </wp:anchor>
+            </w:drawing>
+          </mc:Choice>
+          <mc:Fallback>
+            <w:pict>
+              <v:rect w14:anchorId="04CCF835" id="Rectangle 4" o:spid="_x0000_s1027" style="position:absolute;margin-left:0;margin-top:2.95pt;width:427.15pt;height:30.1pt;z-index:251659264;visibility:visible;mso-wrap-style:square;mso-height-percent:0;mso-wrap-distance-left:9pt;mso-wrap-distance-top:0;mso-wrap-distance-right:9pt;mso-wrap-distance-bottom:0;mso-position-horizontal:absolute;mso-position-horizontal-relative:margin;mso-position-vertical:absolute;mso-position-vertical-relative:text;mso-height-percent:0;mso-height-relative:margin;v-text-anchor:middle" o:gfxdata="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" fillcolor="#186d95 [3028]" stroked="f">
+                <v:fill color2="#145e80 [3172]" rotate="t" colors="0 #497491;.5 #106287;1 #08587c" focus="100%" type="gradient">
+                  <o:fill v:ext="view" type="gradientUnscaled"/>
+                </v:fill>
+                <v:shadow on="t" color="black" opacity="41287f" offset="0,1.5pt"/>
+                <v:textbox>
+                  <w:txbxContent>
+                    <w:p>
+                      <w:pPr>
+                        <w:rPr>
+                          <w:b/>
+                          <w:bCs/>
+                          <w:sz w:val="32"/>
+                          <w:szCs w:val="32"/>
+                        </w:rPr>
+                      </w:pPr>
+                      <w:r>
+                        <w:rPr>
+                          <w:b/>
+                          <w:bCs/>
+                          <w:sz w:val="32"/>
+                          <w:szCs w:val="32"/>
+                        </w:rPr>
+                        <w:t>1. Database Overview</w:t>
+                      </w:r>
+                    </w:p>
+                  </w:txbxContent>
+                </v:textbox>
+                <w10:wrap anchorx="margin"/>
+              </v:rect>
+            </w:pict>
+          </mc:Fallback>
+        </mc:AlternateContent>
+      </w:r>
+    </w:p>
+    <w:p/>
+    <w:p/>
+    <w:p>
+      <w:pPr>
+        <w:numPr>
+          <w:ilvl w:val="0"/>
+          <w:numId w:val="1"/>
+        </w:numPr>
+      </w:pPr>
+      <w:r>
+        <w:t>General overview of the DVLD database structure.</w:t>
+      </w:r>
+    </w:p>
+    <w:p>
+      <w:pPr>
+        <w:numPr>
+          <w:ilvl w:val="0"/>
+          <w:numId w:val="1"/>
+        </w:numPr>
+      </w:pPr>
+      <w:r>
+        <w:t>Main database entities and relationships.</w:t>
+      </w:r>
+    </w:p>
+    <w:p/>
+    <w:p>
+      <w:r>
+        <w:rPr>
+          <w:noProof/>
+        </w:rPr>
+        <mc:AlternateContent>
+          <mc:Choice Requires="wps">
+            <w:drawing>
+              <wp:anchor distT="0" distB="0" distL="114300" distR="114300" simplePos="0" relativeHeight="251663360" behindDoc="0" locked="0" layoutInCell="1" allowOverlap="1" wp14:anchorId="311E0ECA" wp14:editId="692A19A5">
+                <wp:simplePos x="0" y="0"/>
+                <wp:positionH relativeFrom="margin">
+                  <wp:posOffset>0</wp:posOffset>
+                </wp:positionH>
+                <wp:positionV relativeFrom="paragraph">
+                  <wp:posOffset>38100</wp:posOffset>
+                </wp:positionV>
+                <wp:extent cx="5424805" cy="382137"/>
+                <wp:effectExtent l="76200" t="38100" r="80645" b="208915"/>
+                <wp:wrapNone/>
+                <wp:docPr id="2" name="Rectangle 2"/>
+                <wp:cNvGraphicFramePr/>
+                <a:graphic xmlns:a="http://schemas.openxmlformats.org/drawingml/2006/main">
+                  <a:graphicData uri="http://schemas.microsoft.com/office/word/2010/wordprocessingShape">
+                    <wps:wsp>
+                      <wps:cNvSpPr/>
+                      <wps:spPr>
+                        <a:xfrm>
+                          <a:off x="0" y="0"/>
+                          <a:ext cx="5424805" cy="382137"/>
+                        </a:xfrm>
+                        <a:prstGeom prst="rect">
+                          <a:avLst/>
+                        </a:prstGeom>
+                        <a:effectLst>
+                          <a:outerShdw blurRad="57150" dist="19050" dir="5400000" algn="ctr" rotWithShape="0">
+                            <a:srgbClr val="000000">
+                              <a:alpha val="63000"/>
+                            </a:srgbClr>
+                          </a:outerShdw>
+                          <a:reflection blurRad="6350" stA="50000" endA="300" endPos="38500" dist="50800" dir="5400000" sy="-100000" algn="bl" rotWithShape="0"/>
+                        </a:effectLst>
+                      </wps:spPr>
+                      <wps:style>
+                        <a:lnRef idx="0">
+                          <a:schemeClr val="accent1"/>
+                        </a:lnRef>
+                        <a:fillRef idx="3">
+                          <a:schemeClr val="accent1"/>
+                        </a:fillRef>
+                        <a:effectRef idx="3">
+                          <a:schemeClr val="accent1"/>
+                        </a:effectRef>
+                        <a:fontRef idx="minor">
+                          <a:schemeClr val="lt1"/>
+                        </a:fontRef>
+                      </wps:style>
+                      <wps:txbx>
+                        <w:txbxContent>
+                          <w:p>
+                            <w:pPr>
+                              <w:rPr>
+                                <w:b/>
+                                <w:bCs/>
+                                <w:sz w:val="32"/>
+                                <w:szCs w:val="32"/>
+                              </w:rPr>
+                            </w:pPr>
+                            <w:r>
+                              <w:rPr>
+                                <w:b/>
+                                <w:bCs/>
+                                <w:sz w:val="32"/>
+                                <w:szCs w:val="32"/>
+                              </w:rPr>
+                              <w:t>2. ERD / EERD</w:t>
+                            </w:r>
+                          </w:p>
+                        </w:txbxContent>
+                      </wps:txbx>
+                      <wps:bodyPr rot="0" spcFirstLastPara="0" vertOverflow="overflow" horzOverflow="overflow" vert="horz" wrap="square" lIns="91440" tIns="45720" rIns="91440" bIns="45720" numCol="1" spcCol="0" rtlCol="0" fromWordArt="0" anchor="ctr" anchorCtr="0" forceAA="0" compatLnSpc="1">
+                        <a:prstTxWarp prst="textNoShape">
+                          <a:avLst/>
+                        </a:prstTxWarp>
+                        <a:noAutofit/>
+                      </wps:bodyPr>
+                    </wps:wsp>
+                  </a:graphicData>
+                </a:graphic>
+                <wp14:sizeRelV relativeFrom="margin">
+                  <wp14:pctHeight>0</wp14:pctHeight>
+                </wp14:sizeRelV>
+              </wp:anchor>
+            </w:drawing>
+          </mc:Choice>
+          <mc:Fallback>
+            <w:pict>
+              <v:rect w14:anchorId="311E0ECA" id="Rectangle 2" o:spid="_x0000_s1028" style="position:absolute;margin-left:0;margin-top:3pt;width:427.15pt;height:30.1pt;z-index:251663360;visibility:visible;mso-wrap-style:square;mso-height-percent:0;mso-wrap-distance-left:9pt;mso-wrap-distance-top:0;mso-wrap-distance-right:9pt;mso-wrap-distance-bottom:0;mso-position-horizontal:absolute;mso-position-horizontal-relative:margin;mso-position-vertical:absolute;mso-position-vertical-relative:text;mso-height-percent:0;mso-height-relative:margin;v-text-anchor:middle" o:gfxdata="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" fillcolor="#186d95 [3028]" stroked="f">
+                <v:fill color2="#145e80 [3172]" rotate="t" colors="0 #497491;.5 #106287;1 #08587c" focus="100%" type="gradient">
+                  <o:fill v:ext="view" type="gradientUnscaled"/>
+                </v:fill>
+                <v:shadow on="t" color="black" opacity="41287f" offset="0,1.5pt"/>
+                <v:textbox>
+                  <w:txbxContent>
+                    <w:p>
+                      <w:pPr>
+                        <w:rPr>
+                          <w:b/>
+                          <w:bCs/>
+                          <w:sz w:val="32"/>
+                          <w:szCs w:val="32"/>
+                        </w:rPr>
+                      </w:pPr>
+                      <w:r>
+                        <w:rPr>
+                          <w:b/>
+                          <w:bCs/>
+                          <w:sz w:val="32"/>
+                          <w:szCs w:val="32"/>
+                        </w:rPr>
+                        <w:t>2. ERD / EERD</w:t>
+                      </w:r>
+                    </w:p>
+                  </w:txbxContent>
+                </v:textbox>
+                <w10:wrap anchorx="margin"/>
+              </v:rect>
+            </w:pict>
+          </mc:Fallback>
+        </mc:AlternateContent>
+      </w:r>
+    </w:p>
+    <w:p/>
+    <w:p/>
+    <w:p>
+      <w:pPr>
+        <w:numPr>
+          <w:ilvl w:val="0"/>
+          <w:numId w:val="2"/>
+        </w:numPr>
+      </w:pPr>
+      <w:r>
+        <w:t>Entity Relationship Diagram</w:t>
+      </w:r>
+    </w:p>
+    <w:p>
+      <w:pPr>
+        <w:numPr>
+          <w:ilvl w:val="0"/>
+          <w:numId w:val="2"/>
+        </w:numPr>
+      </w:pPr>
+      <w:r>
+        <w:t>Enhanced Entity Relationship Diagram</w:t>
+      </w:r>
+    </w:p>
+    <w:p/>
+    <w:p>
+      <w:r>
+        <w:rPr>
+          <w:noProof/>
+        </w:rPr>
+        <mc:AlternateContent>
+          <mc:Choice Requires="wps">
+            <w:drawing>
+              <wp:anchor distT="0" distB="0" distL="114300" distR="114300" simplePos="0" relativeHeight="251665408" behindDoc="0" locked="0" layoutInCell="1" allowOverlap="1" wp14:anchorId="288A6B8F" wp14:editId="614D0AEA">
+                <wp:simplePos x="0" y="0"/>
+                <wp:positionH relativeFrom="margin">
+                  <wp:posOffset>0</wp:posOffset>
+                </wp:positionH>
+                <wp:positionV relativeFrom="paragraph">
+                  <wp:posOffset>37465</wp:posOffset>
+                </wp:positionV>
+                <wp:extent cx="5424805" cy="382137"/>
+                <wp:effectExtent l="76200" t="38100" r="80645" b="208915"/>
+                <wp:wrapNone/>
+                <wp:docPr id="3" name="Rectangle 3"/>
+                <wp:cNvGraphicFramePr/>
+                <a:graphic xmlns:a="http://schemas.openxmlformats.org/drawingml/2006/main">
+                  <a:graphicData uri="http://schemas.microsoft.com/office/word/2010/wordprocessingShape">
+                    <wps:wsp>
+                      <wps:cNvSpPr/>
+                      <wps:spPr>
+                        <a:xfrm>
+                          <a:off x="0" y="0"/>
+                          <a:ext cx="5424805" cy="382137"/>
+                        </a:xfrm>
+                        <a:prstGeom prst="rect">
+                          <a:avLst/>
+                        </a:prstGeom>
+                        <a:effectLst>
+                          <a:outerShdw blurRad="57150" dist="19050" dir="5400000" algn="ctr" rotWithShape="0">
+                            <a:srgbClr val="000000">
+                              <a:alpha val="63000"/>
+                            </a:srgbClr>
+                          </a:outerShdw>
+                          <a:reflection blurRad="6350" stA="50000" endA="300" endPos="38500" dist="50800" dir="5400000" sy="-100000" algn="bl" rotWithShape="0"/>
+                        </a:effectLst>
+                      </wps:spPr>
+                      <wps:style>
+                        <a:lnRef idx="0">
+                          <a:schemeClr val="accent1"/>
+                        </a:lnRef>
+                        <a:fillRef idx="3">
+                          <a:schemeClr val="accent1"/>
+                        </a:fillRef>
+                        <a:effectRef idx="3">
+                          <a:schemeClr val="accent1"/>
+                        </a:effectRef>
+                        <a:fontRef idx="minor">
+                          <a:schemeClr val="lt1"/>
+                        </a:fontRef>
+                      </wps:style>
+                      <wps:txbx>
+                        <w:txbxContent>
+                          <w:p>
+                            <w:pPr>
+                              <w:rPr>
+                                <w:b/>
+                                <w:bCs/>
+                                <w:sz w:val="32"/>
+                                <w:szCs w:val="32"/>
+                              </w:rPr>
+                            </w:pPr>
+                            <w:r>
+                              <w:rPr>
+                                <w:b/>
+                                <w:bCs/>
+                                <w:sz w:val="32"/>
+                                <w:szCs w:val="32"/>
+                              </w:rPr>
+                              <w:t>3. Database Schema</w:t>
+                            </w:r>
+                          </w:p>
+                        </w:txbxContent>
+                      </wps:txbx>
+                      <wps:bodyPr rot="0" spcFirstLastPara="0" vertOverflow="overflow" horzOverflow="overflow" vert="horz" wrap="square" lIns="91440" tIns="45720" rIns="91440" bIns="45720" numCol="1" spcCol="0" rtlCol="0" fromWordArt="0" anchor="ctr" anchorCtr="0" forceAA="0" compatLnSpc="1">
+                        <a:prstTxWarp prst="textNoShape">
+                          <a:avLst/>
+                        </a:prstTxWarp>
+                        <a:noAutofit/>
+                      </wps:bodyPr>
+                    </wps:wsp>
+                  </a:graphicData>
+                </a:graphic>
+                <wp14:sizeRelV relativeFrom="margin">
+                  <wp14:pctHeight>0</wp14:pctHeight>
+                </wp14:sizeRelV>
+              </wp:anchor>
+            </w:drawing>
+          </mc:Choice>
+          <mc:Fallback>
+            <w:pict>
+              <v:rect w14:anchorId="288A6B8F" id="Rectangle 3" o:spid="_x0000_s1029" style="position:absolute;margin-left:0;margin-top:2.95pt;width:427.15pt;height:30.1pt;z-index:251665408;visibility:visible;mso-wrap-style:square;mso-height-percent:0;mso-wrap-distance-left:9pt;mso-wrap-distance-top:0;mso-wrap-distance-right:9pt;mso-wrap-distance-bottom:0;mso-position-horizontal:absolute;mso-position-horizontal-relative:margin;mso-position-vertical:absolute;mso-position-vertical-relative:text;mso-height-percent:0;mso-height-relative:margin;v-text-anchor:middle" o:gfxdata="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" fillcolor="#186d95 [3028]" stroked="f">
+                <v:fill color2="#145e80 [3172]" rotate="t" colors="0 #497491;.5 #106287;1 #08587c" focus="100%" type="gradient">
+                  <o:fill v:ext="view" type="gradientUnscaled"/>
+                </v:fill>
+                <v:shadow on="t" color="black" opacity="41287f" offset="0,1.5pt"/>
+                <v:textbox>
+                  <w:txbxContent>
+                    <w:p>
+                      <w:pPr>
+                        <w:rPr>
+                          <w:b/>
+                          <w:bCs/>
+                          <w:sz w:val="32"/>
+                          <w:szCs w:val="32"/>
+                        </w:rPr>
+                      </w:pPr>
+                      <w:r>
+                        <w:rPr>
+                          <w:b/>
+                          <w:bCs/>
+                          <w:sz w:val="32"/>
+                          <w:szCs w:val="32"/>
+                        </w:rPr>
+                        <w:t>3. Database Schema</w:t>
+                      </w:r>
+                    </w:p>
+                  </w:txbxContent>
+                </v:textbox>
+                <w10:wrap anchorx="margin"/>
+              </v:rect>
+            </w:pict>
+          </mc:Fallback>
+        </mc:AlternateContent>
+      </w:r>
+    </w:p>
+    <w:p/>
+    <w:p/>
+    <w:p>
+      <w:pPr>
+        <w:numPr>
+          <w:ilvl w:val="0"/>
+          <w:numId w:val="3"/>
+        </w:numPr>
+      </w:pPr>
+      <w:r>
+        <w:t>Database schema diagram</w:t>
+      </w:r>
+    </w:p>
+    <w:p>
+      <w:pPr>
+        <w:numPr>
+          <w:ilvl w:val="0"/>
+          <w:numId w:val="3"/>
+        </w:numPr>
+      </w:pPr>
+      <w:r>
+        <w:t>Tables structure overview</w:t>
+      </w:r>
+    </w:p>
+    <w:p/>
+    <w:p>
+      <w:r>
+        <w:rPr>
+          <w:noProof/>
+        </w:rPr>
+        <mc:AlternateContent>
+          <mc:Choice Requires="wps">
+            <w:drawing>
+              <wp:anchor distT="0" distB="0" distL="114300" distR="114300" simplePos="0" relativeHeight="251667456" behindDoc="0" locked="0" layoutInCell="1" allowOverlap="1" wp14:anchorId="72D133F8" wp14:editId="5EC3B4AB">
+                <wp:simplePos x="0" y="0"/>
+                <wp:positionH relativeFrom="margin">
+                  <wp:posOffset>0</wp:posOffset>
+                </wp:positionH>
+                <wp:positionV relativeFrom="paragraph">
+                  <wp:posOffset>37465</wp:posOffset>
+                </wp:positionV>
+                <wp:extent cx="5424805" cy="382137"/>
+                <wp:effectExtent l="76200" t="38100" r="80645" b="208915"/>
+                <wp:wrapNone/>
+                <wp:docPr id="5" name="Rectangle 5"/>
+                <wp:cNvGraphicFramePr/>
+                <a:graphic xmlns:a="http://schemas.openxmlformats.org/drawingml/2006/main">
+                  <a:graphicData uri="http://schemas.microsoft.com/office/word/2010/wordprocessingShape">
+                    <wps:wsp>
+                      <wps:cNvSpPr/>
+                      <wps:spPr>
+                        <a:xfrm>
+                          <a:off x="0" y="0"/>
+                          <a:ext cx="5424805" cy="382137"/>
+                        </a:xfrm>
+                        <a:prstGeom prst="rect">
+                          <a:avLst/>
+                        </a:prstGeom>
+                        <a:effectLst>
+                          <a:outerShdw blurRad="57150" dist="19050" dir="5400000" algn="ctr" rotWithShape="0">
+                            <a:srgbClr val="000000">
+                              <a:alpha val="63000"/>
+                            </a:srgbClr>
+                          </a:outerShdw>
+                          <a:reflection blurRad="6350" stA="50000" endA="300" endPos="38500" dist="50800" dir="5400000" sy="-100000" algn="bl" rotWithShape="0"/>
+                        </a:effectLst>
+                      </wps:spPr>
+                      <wps:style>
+                        <a:lnRef idx="0">
+                          <a:schemeClr val="accent1"/>
+                        </a:lnRef>
+                        <a:fillRef idx="3">
+                          <a:schemeClr val="accent1"/>
+                        </a:fillRef>
+                        <a:effectRef idx="3">
+                          <a:schemeClr val="accent1"/>
+                        </a:effectRef>
+                        <a:fontRef idx="minor">
+                          <a:schemeClr val="lt1"/>
+                        </a:fontRef>
+                      </wps:style>
+                      <wps:txbx>
+                        <w:txbxContent>
+                          <w:p>
+                            <w:pPr>
+                              <w:rPr>
+                                <w:b/>
+                                <w:bCs/>
+                                <w:sz w:val="32"/>
+                                <w:szCs w:val="32"/>
+                              </w:rPr>
+                            </w:pPr>
+                            <w:r>
+                              <w:rPr>
+                                <w:b/>
+                                <w:bCs/>
+                                <w:sz w:val="32"/>
+                                <w:szCs w:val="32"/>
+                              </w:rPr>
+                              <w:t>4. Tables Description</w:t>
+                            </w:r>
+                          </w:p>
+                        </w:txbxContent>
+                      </wps:txbx>
+                      <wps:bodyPr rot="0" spcFirstLastPara="0" vertOverflow="overflow" horzOverflow="overflow" vert="horz" wrap="square" lIns="91440" tIns="45720" rIns="91440" bIns="45720" numCol="1" spcCol="0" rtlCol="0" fromWordArt="0" anchor="ctr" anchorCtr="0" forceAA="0" compatLnSpc="1">
+                        <a:prstTxWarp prst="textNoShape">
+                          <a:avLst/>
+                        </a:prstTxWarp>
+                        <a:noAutofit/>
+                      </wps:bodyPr>
+                    </wps:wsp>
+                  </a:graphicData>
+                </a:graphic>
+                <wp14:sizeRelV relativeFrom="margin">
+                  <wp14:pctHeight>0</wp14:pctHeight>
+                </wp14:sizeRelV>
+              </wp:anchor>
+            </w:drawing>
+          </mc:Choice>
+          <mc:Fallback>
+            <w:pict>
+              <v:rect w14:anchorId="72D133F8" id="Rectangle 5" o:spid="_x0000_s1030" style="position:absolute;margin-left:0;margin-top:2.95pt;width:427.15pt;height:30.1pt;z-index:251667456;visibility:visible;mso-wrap-style:square;mso-height-percent:0;mso-wrap-distance-left:9pt;mso-wrap-distance-top:0;mso-wrap-distance-right:9pt;mso-wrap-distance-bottom:0;mso-position-horizontal:absolute;mso-position-horizontal-relative:margin;mso-position-vertical:absolute;mso-position-vertical-relative:text;mso-height-percent:0;mso-height-relative:margin;v-text-anchor:middle" o:gfxdata="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" fillcolor="#186d95 [3028]" stroked="f">
+                <v:fill color2="#145e80 [3172]" rotate="t" colors="0 #497491;.5 #106287;1 #08587c" focus="100%" type="gradient">
+                  <o:fill v:ext="view" type="gradientUnscaled"/>
+                </v:fill>
+                <v:shadow on="t" color="black" opacity="41287f" offset="0,1.5pt"/>
+                <v:textbox>
+                  <w:txbxContent>
+                    <w:p>
+                      <w:pPr>
+                        <w:rPr>
+                          <w:b/>
+                          <w:bCs/>
+                          <w:sz w:val="32"/>
+                          <w:szCs w:val="32"/>
+                        </w:rPr>
+                      </w:pPr>
+                      <w:r>
+                        <w:rPr>
+                          <w:b/>
+                          <w:bCs/>
+                          <w:sz w:val="32"/>
+                          <w:szCs w:val="32"/>
+                        </w:rPr>
+                        <w:t>4. Tables Description</w:t>
+                      </w:r>
+                    </w:p>
+                  </w:txbxContent>
+                </v:textbox>
+                <w10:wrap anchorx="margin"/>
+              </v:rect>
+            </w:pict>
+          </mc:Fallback>
+        </mc:AlternateContent>
+      </w:r>
+    </w:p>
+    <w:p/>
+    <w:p/>
+    <w:p>
+      <w:pPr>
+        <w:numPr>
+          <w:ilvl w:val="0"/>
+          <w:numId w:val="4"/>
+        </w:numPr>
+      </w:pPr>
+      <w:r>
+        <w:t>Tables details</w:t>
+      </w:r>
+    </w:p>
+    <w:p>
+      <w:pPr>
+        <w:numPr>
+          <w:ilvl w:val="0"/>
+          <w:numId w:val="4"/>
+        </w:numPr>
+      </w:pPr>
+      <w:r>
+        <w:t>Columns and data types</w:t>
+      </w:r>
+    </w:p>
+    <w:p>
+      <w:pPr>
+        <w:numPr>
+          <w:ilvl w:val="0"/>
+          <w:numId w:val="4"/>
+        </w:numPr>
+      </w:pPr>
+      <w:r>
+        <w:t xml:space="preserve">Nullable / </w:t>
+      </w:r>
+      <w:proofErr w:type="gramStart"/>
+      <w:r>
+        <w:t>Non-nullable</w:t>
+      </w:r>
+      <w:proofErr w:type="gramEnd"/>
+      <w:r>
+        <w:t xml:space="preserve"> fields</w:t>
+      </w:r>
+    </w:p>
+    <w:p/>
+    <w:p>
+      <w:r>
+        <w:rPr>
+          <w:noProof/>
+        </w:rPr>
+        <w:lastRenderedPageBreak/>
+        <mc:AlternateContent>
+          <mc:Choice Requires="wps">
+            <w:drawing>
+              <wp:anchor distT="0" distB="0" distL="114300" distR="114300" simplePos="0" relativeHeight="251669504" behindDoc="0" locked="0" layoutInCell="1" allowOverlap="1" wp14:anchorId="13613B2E" wp14:editId="1427FD13">
+                <wp:simplePos x="0" y="0"/>
+                <wp:positionH relativeFrom="margin">
+                  <wp:posOffset>0</wp:posOffset>
+                </wp:positionH>
+                <wp:positionV relativeFrom="paragraph">
+                  <wp:posOffset>38100</wp:posOffset>
+                </wp:positionV>
+                <wp:extent cx="5424805" cy="382137"/>
+                <wp:effectExtent l="76200" t="38100" r="80645" b="208915"/>
+                <wp:wrapNone/>
+                <wp:docPr id="6" name="Rectangle 6"/>
+                <wp:cNvGraphicFramePr/>
+                <a:graphic xmlns:a="http://schemas.openxmlformats.org/drawingml/2006/main">
+                  <a:graphicData uri="http://schemas.microsoft.com/office/word/2010/wordprocessingShape">
+                    <wps:wsp>
+                      <wps:cNvSpPr/>
+                      <wps:spPr>
+                        <a:xfrm>
+                          <a:off x="0" y="0"/>
+                          <a:ext cx="5424805" cy="382137"/>
+                        </a:xfrm>
+                        <a:prstGeom prst="rect">
+                          <a:avLst/>
+                        </a:prstGeom>
+                        <a:effectLst>
+                          <a:outerShdw blurRad="57150" dist="19050" dir="5400000" algn="ctr" rotWithShape="0">
+                            <a:srgbClr val="000000">
+                              <a:alpha val="63000"/>
+                            </a:srgbClr>
+                          </a:outerShdw>
+                          <a:reflection blurRad="6350" stA="50000" endA="300" endPos="38500" dist="50800" dir="5400000" sy="-100000" algn="bl" rotWithShape="0"/>
+                        </a:effectLst>
+                      </wps:spPr>
+                      <wps:style>
+                        <a:lnRef idx="0">
+                          <a:schemeClr val="accent1"/>
+                        </a:lnRef>
+                        <a:fillRef idx="3">
+                          <a:schemeClr val="accent1"/>
+                        </a:fillRef>
+                        <a:effectRef idx="3">
+                          <a:schemeClr val="accent1"/>
+                        </a:effectRef>
+                        <a:fontRef idx="minor">
+                          <a:schemeClr val="lt1"/>
+                        </a:fontRef>
+                      </wps:style>
+                      <wps:txbx>
+                        <w:txbxContent>
+                          <w:p>
+                            <w:pPr>
+                              <w:rPr>
+                                <w:b/>
+                                <w:bCs/>
+                                <w:sz w:val="32"/>
+                                <w:szCs w:val="32"/>
+                              </w:rPr>
+                            </w:pPr>
+                            <w:r>
+                              <w:rPr>
+                                <w:b/>
+                                <w:bCs/>
+                                <w:sz w:val="32"/>
+                                <w:szCs w:val="32"/>
+                              </w:rPr>
+                              <w:t>5. Relationships</w:t>
+                            </w:r>
+                          </w:p>
+                        </w:txbxContent>
+                      </wps:txbx>
+                      <wps:bodyPr rot="0" spcFirstLastPara="0" vertOverflow="overflow" horzOverflow="overflow" vert="horz" wrap="square" lIns="91440" tIns="45720" rIns="91440" bIns="45720" numCol="1" spcCol="0" rtlCol="0" fromWordArt="0" anchor="ctr" anchorCtr="0" forceAA="0" compatLnSpc="1">
+                        <a:prstTxWarp prst="textNoShape">
+                          <a:avLst/>
+                        </a:prstTxWarp>
+                        <a:noAutofit/>
+                      </wps:bodyPr>
+                    </wps:wsp>
+                  </a:graphicData>
+                </a:graphic>
+                <wp14:sizeRelV relativeFrom="margin">
+                  <wp14:pctHeight>0</wp14:pctHeight>
+                </wp14:sizeRelV>
+              </wp:anchor>
+            </w:drawing>
+          </mc:Choice>
+          <mc:Fallback>
+            <w:pict>
+              <v:rect w14:anchorId="13613B2E" id="Rectangle 6" o:spid="_x0000_s1031" style="position:absolute;margin-left:0;margin-top:3pt;width:427.15pt;height:30.1pt;z-index:251669504;visibility:visible;mso-wrap-style:square;mso-height-percent:0;mso-wrap-distance-left:9pt;mso-wrap-distance-top:0;mso-wrap-distance-right:9pt;mso-wrap-distance-bottom:0;mso-position-horizontal:absolute;mso-position-horizontal-relative:margin;mso-position-vertical:absolute;mso-position-vertical-relative:text;mso-height-percent:0;mso-height-relative:margin;v-text-anchor:middle" o:gfxdata="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" fillcolor="#186d95 [3028]" stroked="f">
+                <v:fill color2="#145e80 [3172]" rotate="t" colors="0 #497491;.5 #106287;1 #08587c" focus="100%" type="gradient">
+                  <o:fill v:ext="view" type="gradientUnscaled"/>
+                </v:fill>
+                <v:shadow on="t" color="black" opacity="41287f" offset="0,1.5pt"/>
+                <v:textbox>
+                  <w:txbxContent>
+                    <w:p>
+                      <w:pPr>
+                        <w:rPr>
+                          <w:b/>
+                          <w:bCs/>
+                          <w:sz w:val="32"/>
+                          <w:szCs w:val="32"/>
+                        </w:rPr>
+                      </w:pPr>
+                      <w:r>
+                        <w:rPr>
+                          <w:b/>
+                          <w:bCs/>
+                          <w:sz w:val="32"/>
+                          <w:szCs w:val="32"/>
+                        </w:rPr>
+                        <w:t>5. Relationships</w:t>
+                      </w:r>
+                    </w:p>
+                  </w:txbxContent>
+                </v:textbox>
+                <w10:wrap anchorx="margin"/>
+              </v:rect>
+            </w:pict>
+          </mc:Fallback>
+        </mc:AlternateContent>
+      </w:r>
+    </w:p>
+    <w:p/>
+    <w:p/>
+    <w:p>
+      <w:pPr>
+        <w:ind w:left="720"/>
+      </w:pPr>
+    </w:p>
+    <w:p>
+      <w:pPr>
+        <w:numPr>
+          <w:ilvl w:val="0"/>
+          <w:numId w:val="5"/>
+        </w:numPr>
+      </w:pPr>
+      <w:r>
+        <w:t>One-to-One relationships</w:t>
+      </w:r>
+    </w:p>
+    <w:p>
+      <w:pPr>
+        <w:numPr>
+          <w:ilvl w:val="0"/>
+          <w:numId w:val="5"/>
+        </w:numPr>
+      </w:pPr>
+      <w:r>
+        <w:t>One-to-Many relationships</w:t>
+      </w:r>
+    </w:p>
+    <w:p>
+      <w:pPr>
+        <w:numPr>
+          <w:ilvl w:val="0"/>
+          <w:numId w:val="5"/>
+        </w:numPr>
+      </w:pPr>
+      <w:r>
+        <w:t>Many-to-Many relationships</w:t>
+      </w:r>
+    </w:p>
+    <w:p/>
+    <w:p>
+      <w:r>
+        <w:rPr>
+          <w:noProof/>
+        </w:rPr>
+        <mc:AlternateContent>
+          <mc:Choice Requires="wps">
+            <w:drawing>
+              <wp:anchor distT="0" distB="0" distL="114300" distR="114300" simplePos="0" relativeHeight="251671552" behindDoc="0" locked="0" layoutInCell="1" allowOverlap="1" wp14:anchorId="40846A49" wp14:editId="32EE416C">
+                <wp:simplePos x="0" y="0"/>
+                <wp:positionH relativeFrom="margin">
+                  <wp:posOffset>0</wp:posOffset>
+                </wp:positionH>
+                <wp:positionV relativeFrom="paragraph">
+                  <wp:posOffset>37465</wp:posOffset>
+                </wp:positionV>
+                <wp:extent cx="5424805" cy="382137"/>
+                <wp:effectExtent l="76200" t="38100" r="80645" b="208915"/>
+                <wp:wrapNone/>
+                <wp:docPr id="7" name="Rectangle 7"/>
+                <wp:cNvGraphicFramePr/>
+                <a:graphic xmlns:a="http://schemas.openxmlformats.org/drawingml/2006/main">
+                  <a:graphicData uri="http://schemas.microsoft.com/office/word/2010/wordprocessingShape">
+                    <wps:wsp>
+                      <wps:cNvSpPr/>
+                      <wps:spPr>
+                        <a:xfrm>
+                          <a:off x="0" y="0"/>
+                          <a:ext cx="5424805" cy="382137"/>
+                        </a:xfrm>
+                        <a:prstGeom prst="rect">
+                          <a:avLst/>
+                        </a:prstGeom>
+                        <a:effectLst>
+                          <a:outerShdw blurRad="57150" dist="19050" dir="5400000" algn="ctr" rotWithShape="0">
+                            <a:srgbClr val="000000">
+                              <a:alpha val="63000"/>
+                            </a:srgbClr>
+                          </a:outerShdw>
+                          <a:reflection blurRad="6350" stA="50000" endA="300" endPos="38500" dist="50800" dir="5400000" sy="-100000" algn="bl" rotWithShape="0"/>
+                        </a:effectLst>
+                      </wps:spPr>
+                      <wps:style>
+                        <a:lnRef idx="0">
+                          <a:schemeClr val="accent1"/>
+                        </a:lnRef>
+                        <a:fillRef idx="3">
+                          <a:schemeClr val="accent1"/>
+                        </a:fillRef>
+                        <a:effectRef idx="3">
+                          <a:schemeClr val="accent1"/>
+                        </a:effectRef>
+                        <a:fontRef idx="minor">
+                          <a:schemeClr val="lt1"/>
+                        </a:fontRef>
+                      </wps:style>
+                      <wps:txbx>
+                        <w:txbxContent>
+                          <w:p>
+                            <w:pPr>
+                              <w:rPr>
+                                <w:b/>
+                                <w:bCs/>
+                                <w:sz w:val="32"/>
+                                <w:szCs w:val="32"/>
+                              </w:rPr>
+                            </w:pPr>
+                            <w:r>
+                              <w:rPr>
+                                <w:b/>
+                                <w:bCs/>
+                                <w:sz w:val="32"/>
+                                <w:szCs w:val="32"/>
+                              </w:rPr>
+                              <w:t>6. Primary Keys &amp; Foreign Keys</w:t>
+                            </w:r>
+                          </w:p>
+                        </w:txbxContent>
+                      </wps:txbx>
+                      <wps:bodyPr rot="0" spcFirstLastPara="0" vertOverflow="overflow" horzOverflow="overflow" vert="horz" wrap="square" lIns="91440" tIns="45720" rIns="91440" bIns="45720" numCol="1" spcCol="0" rtlCol="0" fromWordArt="0" anchor="ctr" anchorCtr="0" forceAA="0" compatLnSpc="1">
+                        <a:prstTxWarp prst="textNoShape">
+                          <a:avLst/>
+                        </a:prstTxWarp>
+                        <a:noAutofit/>
+                      </wps:bodyPr>
+                    </wps:wsp>
+                  </a:graphicData>
+                </a:graphic>
+                <wp14:sizeRelV relativeFrom="margin">
+                  <wp14:pctHeight>0</wp14:pctHeight>
+                </wp14:sizeRelV>
+              </wp:anchor>
+            </w:drawing>
+          </mc:Choice>
+          <mc:Fallback>
+            <w:pict>
+              <v:rect w14:anchorId="40846A49" id="Rectangle 7" o:spid="_x0000_s1032" style="position:absolute;margin-left:0;margin-top:2.95pt;width:427.15pt;height:30.1pt;z-index:251671552;visibility:visible;mso-wrap-style:square;mso-height-percent:0;mso-wrap-distance-left:9pt;mso-wrap-distance-top:0;mso-wrap-distance-right:9pt;mso-wrap-distance-bottom:0;mso-position-horizontal:absolute;mso-position-horizontal-relative:margin;mso-position-vertical:absolute;mso-position-vertical-relative:text;mso-height-percent:0;mso-height-relative:margin;v-text-anchor:middle" o:gfxdata="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" fillcolor="#186d95 [3028]" stroked="f">
+                <v:fill color2="#145e80 [3172]" rotate="t" colors="0 #497491;.5 #106287;1 #08587c" focus="100%" type="gradient">
+                  <o:fill v:ext="view" type="gradientUnscaled"/>
+                </v:fill>
+                <v:shadow on="t" color="black" opacity="41287f" offset="0,1.5pt"/>
+                <v:textbox>
+                  <w:txbxContent>
+                    <w:p>
+                      <w:pPr>
+                        <w:rPr>
+                          <w:b/>
+                          <w:bCs/>
+                          <w:sz w:val="32"/>
+                          <w:szCs w:val="32"/>
+                        </w:rPr>
+                      </w:pPr>
+                      <w:r>
+                        <w:rPr>
+                          <w:b/>
+                          <w:bCs/>
+                          <w:sz w:val="32"/>
+                          <w:szCs w:val="32"/>
+                        </w:rPr>
+                        <w:t>6. Primary Keys &amp; Foreign Keys</w:t>
+                      </w:r>
+                    </w:p>
+                  </w:txbxContent>
+                </v:textbox>
+                <w10:wrap anchorx="margin"/>
+              </v:rect>
+            </w:pict>
+          </mc:Fallback>
+        </mc:AlternateContent>
+      </w:r>
+    </w:p>
+    <w:p/>
+    <w:p/>
+    <w:p>
+      <w:pPr>
+        <w:numPr>
+          <w:ilvl w:val="0"/>
+          <w:numId w:val="6"/>
+        </w:numPr>
+      </w:pPr>
+      <w:r>
+        <w:t>Primary key definitions</w:t>
+      </w:r>
+    </w:p>
+    <w:p>
+      <w:pPr>
+        <w:numPr>
+          <w:ilvl w:val="0"/>
+          <w:numId w:val="6"/>
+        </w:numPr>
+      </w:pPr>
+      <w:r>
+        <w:t>Foreign key constraints</w:t>
+      </w:r>
+    </w:p>
+    <w:p>
+      <w:pPr>
+        <w:numPr>
+          <w:ilvl w:val="0"/>
+          <w:numId w:val="6"/>
+        </w:numPr>
+      </w:pPr>
+      <w:r>
+        <w:t>Relationship references</w:t>
+      </w:r>
+    </w:p>
+    <w:p/>
+    <w:p>
+      <w:r>
+        <w:rPr>
+          <w:noProof/>
+        </w:rPr>
+        <mc:AlternateContent>
+          <mc:Choice Requires="wps">
+            <w:drawing>
+              <wp:anchor distT="0" distB="0" distL="114300" distR="114300" simplePos="0" relativeHeight="251673600" behindDoc="0" locked="0" layoutInCell="1" allowOverlap="1" wp14:anchorId="36BDF4B6" wp14:editId="0498EA54">
+                <wp:simplePos x="0" y="0"/>
+                <wp:positionH relativeFrom="margin">
+                  <wp:posOffset>-36576</wp:posOffset>
+                </wp:positionH>
+                <wp:positionV relativeFrom="paragraph">
+                  <wp:posOffset>279502</wp:posOffset>
+                </wp:positionV>
+                <wp:extent cx="5424805" cy="382137"/>
+                <wp:effectExtent l="76200" t="38100" r="80645" b="208915"/>
+                <wp:wrapNone/>
+                <wp:docPr id="8" name="Rectangle 8"/>
+                <wp:cNvGraphicFramePr/>
+                <a:graphic xmlns:a="http://schemas.openxmlformats.org/drawingml/2006/main">
+                  <a:graphicData uri="http://schemas.microsoft.com/office/word/2010/wordprocessingShape">
+                    <wps:wsp>
+                      <wps:cNvSpPr/>
+                      <wps:spPr>
+                        <a:xfrm>
+                          <a:off x="0" y="0"/>
+                          <a:ext cx="5424805" cy="382137"/>
+                        </a:xfrm>
+                        <a:prstGeom prst="rect">
+                          <a:avLst/>
+                        </a:prstGeom>
+                        <a:effectLst>
+                          <a:outerShdw blurRad="57150" dist="19050" dir="5400000" algn="ctr" rotWithShape="0">
+                            <a:srgbClr val="000000">
+                              <a:alpha val="63000"/>
+                            </a:srgbClr>
+                          </a:outerShdw>
+                          <a:reflection blurRad="6350" stA="50000" endA="300" endPos="38500" dist="50800" dir="5400000" sy="-100000" algn="bl" rotWithShape="0"/>
+                        </a:effectLst>
+                      </wps:spPr>
+                      <wps:style>
+                        <a:lnRef idx="0">
+                          <a:schemeClr val="accent1"/>
+                        </a:lnRef>
+                        <a:fillRef idx="3">
+                          <a:schemeClr val="accent1"/>
+                        </a:fillRef>
+                        <a:effectRef idx="3">
+                          <a:schemeClr val="accent1"/>
+                        </a:effectRef>
+                        <a:fontRef idx="minor">
+                          <a:schemeClr val="lt1"/>
+                        </a:fontRef>
+                      </wps:style>
+                      <wps:txbx>
+                        <w:txbxContent>
+                          <w:p>
+                            <w:pPr>
+                              <w:rPr>
+                                <w:b/>
+                                <w:bCs/>
+                                <w:sz w:val="32"/>
+                                <w:szCs w:val="32"/>
+                              </w:rPr>
+                            </w:pPr>
+                            <w:r>
+                              <w:rPr>
+                                <w:b/>
+                                <w:bCs/>
+                                <w:sz w:val="32"/>
+                                <w:szCs w:val="32"/>
+                              </w:rPr>
+                              <w:t>7. Constraints</w:t>
+                            </w:r>
+                          </w:p>
+                        </w:txbxContent>
+                      </wps:txbx>
+                      <wps:bodyPr rot="0" spcFirstLastPara="0" vertOverflow="overflow" horzOverflow="overflow" vert="horz" wrap="square" lIns="91440" tIns="45720" rIns="91440" bIns="45720" numCol="1" spcCol="0" rtlCol="0" fromWordArt="0" anchor="ctr" anchorCtr="0" forceAA="0" compatLnSpc="1">
+                        <a:prstTxWarp prst="textNoShape">
+                          <a:avLst/>
+                        </a:prstTxWarp>
+                        <a:noAutofit/>
+                      </wps:bodyPr>
+                    </wps:wsp>
+                  </a:graphicData>
+                </a:graphic>
+                <wp14:sizeRelV relativeFrom="margin">
+                  <wp14:pctHeight>0</wp14:pctHeight>
+                </wp14:sizeRelV>
+              </wp:anchor>
+            </w:drawing>
+          </mc:Choice>
+          <mc:Fallback>
+            <w:pict>
+              <v:rect w14:anchorId="36BDF4B6" id="Rectangle 8" o:spid="_x0000_s1033" style="position:absolute;margin-left:-2.9pt;margin-top:22pt;width:427.15pt;height:30.1pt;z-index:251673600;visibility:visible;mso-wrap-style:square;mso-height-percent:0;mso-wrap-distance-left:9pt;mso-wrap-distance-top:0;mso-wrap-distance-right:9pt;mso-wrap-distance-bottom:0;mso-position-horizontal:absolute;mso-position-horizontal-relative:margin;mso-position-vertical:absolute;mso-position-vertical-relative:text;mso-height-percent:0;mso-height-relative:margin;v-text-anchor:middle" o:gfxdata="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" fillcolor="#186d95 [3028]" stroked="f">
+                <v:fill color2="#145e80 [3172]" rotate="t" colors="0 #497491;.5 #106287;1 #08587c" focus="100%" type="gradient">
+                  <o:fill v:ext="view" type="gradientUnscaled"/>
+                </v:fill>
+                <v:shadow on="t" color="black" opacity="41287f" offset="0,1.5pt"/>
+                <v:textbox>
+                  <w:txbxContent>
+                    <w:p>
+                      <w:pPr>
+                        <w:rPr>
+                          <w:b/>
+                          <w:bCs/>
+                          <w:sz w:val="32"/>
+                          <w:szCs w:val="32"/>
+                        </w:rPr>
+                      </w:pPr>
+                      <w:r>
+                        <w:rPr>
+                          <w:b/>
+                          <w:bCs/>
+                          <w:sz w:val="32"/>
+                          <w:szCs w:val="32"/>
+                        </w:rPr>
+                        <w:t>7. Constraints</w:t>
+                      </w:r>
+                    </w:p>
+                  </w:txbxContent>
+                </v:textbox>
+                <w10:wrap anchorx="margin"/>
+              </v:rect>
+            </w:pict>
+          </mc:Fallback>
+        </mc:AlternateContent>
+      </w:r>
+    </w:p>
+    <w:p/>
+    <w:p/>
+    <w:p/>
+    <w:p>
+      <w:pPr>
+        <w:numPr>
+          <w:ilvl w:val="0"/>
+          <w:numId w:val="7"/>
+        </w:numPr>
+      </w:pPr>
+      <w:r>
+        <w:t>Unique constraints</w:t>
+      </w:r>
+    </w:p>
+    <w:p>
+      <w:pPr>
+        <w:numPr>
+          <w:ilvl w:val="0"/>
+          <w:numId w:val="7"/>
+        </w:numPr>
+      </w:pPr>
+      <w:r>
+        <w:t>Validation constraints</w:t>
+      </w:r>
+    </w:p>
+    <w:p>
+      <w:pPr>
+        <w:numPr>
+          <w:ilvl w:val="0"/>
+          <w:numId w:val="7"/>
+        </w:numPr>
+      </w:pPr>
+      <w:r>
+        <w:t>Referential integrity constraints</w:t>
+      </w:r>
+    </w:p>
+    <w:p/>
+    <w:p/>
+    <w:p/>
+    <w:p/>
+    <w:p>
+      <w:r>
+        <w:rPr>
+          <w:noProof/>
+        </w:rPr>
+        <w:lastRenderedPageBreak/>
+        <mc:AlternateContent>
+          <mc:Choice Requires="wps">
+            <w:drawing>
+              <wp:anchor distT="0" distB="0" distL="114300" distR="114300" simplePos="0" relativeHeight="251675648" behindDoc="0" locked="0" layoutInCell="1" allowOverlap="1" wp14:anchorId="29864137" wp14:editId="1E8094FA">
+                <wp:simplePos x="0" y="0"/>
+                <wp:positionH relativeFrom="margin">
+                  <wp:posOffset>0</wp:posOffset>
+                </wp:positionH>
+                <wp:positionV relativeFrom="paragraph">
+                  <wp:posOffset>38100</wp:posOffset>
+                </wp:positionV>
+                <wp:extent cx="5424805" cy="382137"/>
+                <wp:effectExtent l="76200" t="38100" r="80645" b="208915"/>
+                <wp:wrapNone/>
+                <wp:docPr id="9" name="Rectangle 9"/>
+                <wp:cNvGraphicFramePr/>
+                <a:graphic xmlns:a="http://schemas.openxmlformats.org/drawingml/2006/main">
+                  <a:graphicData uri="http://schemas.microsoft.com/office/word/2010/wordprocessingShape">
+                    <wps:wsp>
+                      <wps:cNvSpPr/>
+                      <wps:spPr>
+                        <a:xfrm>
+                          <a:off x="0" y="0"/>
+                          <a:ext cx="5424805" cy="382137"/>
+                        </a:xfrm>
+                        <a:prstGeom prst="rect">
+                          <a:avLst/>
+                        </a:prstGeom>
+                        <a:effectLst>
+                          <a:outerShdw blurRad="57150" dist="19050" dir="5400000" algn="ctr" rotWithShape="0">
+                            <a:srgbClr val="000000">
+                              <a:alpha val="63000"/>
+                            </a:srgbClr>
+                          </a:outerShdw>
+                          <a:reflection blurRad="6350" stA="50000" endA="300" endPos="38500" dist="50800" dir="5400000" sy="-100000" algn="bl" rotWithShape="0"/>
+                        </a:effectLst>
+                      </wps:spPr>
+                      <wps:style>
+                        <a:lnRef idx="0">
+                          <a:schemeClr val="accent1"/>
+                        </a:lnRef>
+                        <a:fillRef idx="3">
+                          <a:schemeClr val="accent1"/>
+                        </a:fillRef>
+                        <a:effectRef idx="3">
+                          <a:schemeClr val="accent1"/>
+                        </a:effectRef>
+                        <a:fontRef idx="minor">
+                          <a:schemeClr val="lt1"/>
+                        </a:fontRef>
+                      </wps:style>
+                      <wps:txbx>
+                        <w:txbxContent>
+                          <w:p>
+                            <w:pPr>
+                              <w:rPr>
+                                <w:b/>
+                                <w:bCs/>
+                                <w:sz w:val="32"/>
+                                <w:szCs w:val="32"/>
+                              </w:rPr>
+                            </w:pPr>
+                            <w:r>
+                              <w:rPr>
+                                <w:b/>
+                                <w:bCs/>
+                                <w:sz w:val="32"/>
+                                <w:szCs w:val="32"/>
+                              </w:rPr>
+                              <w:t>8. Data Dictionary</w:t>
+                            </w:r>
+                          </w:p>
+                        </w:txbxContent>
+                      </wps:txbx>
+                      <wps:bodyPr rot="0" spcFirstLastPara="0" vertOverflow="overflow" horzOverflow="overflow" vert="horz" wrap="square" lIns="91440" tIns="45720" rIns="91440" bIns="45720" numCol="1" spcCol="0" rtlCol="0" fromWordArt="0" anchor="ctr" anchorCtr="0" forceAA="0" compatLnSpc="1">
+                        <a:prstTxWarp prst="textNoShape">
+                          <a:avLst/>
+                        </a:prstTxWarp>
+                        <a:noAutofit/>
+                      </wps:bodyPr>
+                    </wps:wsp>
+                  </a:graphicData>
+                </a:graphic>
+                <wp14:sizeRelV relativeFrom="margin">
+                  <wp14:pctHeight>0</wp14:pctHeight>
+                </wp14:sizeRelV>
+              </wp:anchor>
+            </w:drawing>
+          </mc:Choice>
+          <mc:Fallback>
+            <w:pict>
+              <v:rect w14:anchorId="29864137" id="Rectangle 9" o:spid="_x0000_s1034" style="position:absolute;margin-left:0;margin-top:3pt;width:427.15pt;height:30.1pt;z-index:251675648;visibility:visible;mso-wrap-style:square;mso-height-percent:0;mso-wrap-distance-left:9pt;mso-wrap-distance-top:0;mso-wrap-distance-right:9pt;mso-wrap-distance-bottom:0;mso-position-horizontal:absolute;mso-position-horizontal-relative:margin;mso-position-vertical:absolute;mso-position-vertical-relative:text;mso-height-percent:0;mso-height-relative:margin;v-text-anchor:middle" o:gfxdata="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" fillcolor="#186d95 [3028]" stroked="f">
+                <v:fill color2="#145e80 [3172]" rotate="t" colors="0 #497491;.5 #106287;1 #08587c" focus="100%" type="gradient">
+                  <o:fill v:ext="view" type="gradientUnscaled"/>
+                </v:fill>
+                <v:shadow on="t" color="black" opacity="41287f" offset="0,1.5pt"/>
+                <v:textbox>
+                  <w:txbxContent>
+                    <w:p>
+                      <w:pPr>
+                        <w:rPr>
+                          <w:b/>
+                          <w:bCs/>
+                          <w:sz w:val="32"/>
+                          <w:szCs w:val="32"/>
+                        </w:rPr>
+                      </w:pPr>
+                      <w:r>
+                        <w:rPr>
+                          <w:b/>
+                          <w:bCs/>
+                          <w:sz w:val="32"/>
+                          <w:szCs w:val="32"/>
+                        </w:rPr>
+                        <w:t>8. Data Dictionary</w:t>
+                      </w:r>
+                    </w:p>
+                  </w:txbxContent>
+                </v:textbox>
+                <w10:wrap anchorx="margin"/>
+              </v:rect>
+            </w:pict>
+          </mc:Fallback>
+        </mc:AlternateContent>
+      </w:r>
+    </w:p>
+    <w:p/>
+    <w:p/>
+    <w:p/>
+    <w:p>
+      <w:pPr>
+        <w:numPr>
+          <w:ilvl w:val="0"/>
+          <w:numId w:val="8"/>
+        </w:numPr>
+      </w:pPr>
+      <w:r>
+        <w:t>Entities</w:t>
+      </w:r>
+    </w:p>
+    <w:p>
+      <w:pPr>
+        <w:numPr>
+          <w:ilvl w:val="0"/>
+          <w:numId w:val="8"/>
+        </w:numPr>
+      </w:pPr>
+      <w:r>
+        <w:t>Attributes</w:t>
+      </w:r>
+    </w:p>
+    <w:p>
+      <w:pPr>
+        <w:numPr>
+          <w:ilvl w:val="0"/>
+          <w:numId w:val="8"/>
+        </w:numPr>
+      </w:pPr>
+      <w:r>
+        <w:t>Data types</w:t>
+      </w:r>
+    </w:p>
+    <w:p>
+      <w:pPr>
+        <w:numPr>
+          <w:ilvl w:val="0"/>
+          <w:numId w:val="8"/>
+        </w:numPr>
+      </w:pPr>
+      <w:r>
+        <w:t>Descriptions</w:t>
+      </w:r>
+    </w:p>
+    <w:p/>
     <w:sectPr>
       <w:pgSz w:w="12240" w:h="15840"/>
       <w:pgMar w:top="1440" w:right="1440" w:bottom="1440" w:left="1440" w:header="720" w:footer="720" w:gutter="0"/>
@@ -187,6 +2132,1227 @@
     </w:sectPr>
   </w:body>
 </w:document>
+</file>
+
+<file path=word/numbering.xml><?xml version="1.0" encoding="utf-8"?>
+<w:numbering xmlns:wpc="http://schemas.microsoft.com/office/word/2010/wordprocessingCanvas" xmlns:cx="http://schemas.microsoft.com/office/drawing/2014/chartex" xmlns:cx1="http://schemas.microsoft.com/office/drawing/2015/9/8/chartex" xmlns:cx2="http://schemas.microsoft.com/office/drawing/2015/10/21/chartex" xmlns:cx3="http://schemas.microsoft.com/office/drawing/2016/5/9/chartex" xmlns:cx4="http://schemas.microsoft.com/office/drawing/2016/5/10/chartex" xmlns:cx5="http://schemas.microsoft.com/office/drawing/2016/5/11/chartex" xmlns:cx6="http://schemas.microsoft.com/office/drawing/2016/5/12/chartex" xmlns:cx7="http://schemas.microsoft.com/office/drawing/2016/5/13/chartex" xmlns:cx8="http://schemas.microsoft.com/office/drawing/2016/5/14/chartex" xmlns:mc="http://schemas.openxmlformats.org/markup-compatibility/2006" xmlns:aink="http://schemas.microsoft.com/office/drawing/2016/ink" xmlns:am3d="http://schemas.microsoft.com/office/drawing/2017/model3d" xmlns:o="urn:schemas-microsoft-com:office:office" xmlns:oel="http://schemas.microsoft.com/office/2019/extlst" xmlns:r="http://schemas.openxmlformats.org/officeDocument/2006/relationships" xmlns:m="http://schemas.openxmlformats.org/officeDocument/2006/math" xmlns:v="urn:schemas-microsoft-com:vml" xmlns:wp14="http://schemas.microsoft.com/office/word/2010/wordprocessingDrawing" xmlns:wp="http://schemas.openxmlformats.org/drawingml/2006/wordprocessingDrawing" xmlns:w10="urn:schemas-microsoft-com:office:word" xmlns:w="http://schemas.openxmlformats.org/wordprocessingml/2006/main" xmlns:w14="http://schemas.microsoft.com/office/word/2010/wordml" xmlns:w15="http://schemas.microsoft.com/office/word/2012/wordml" xmlns:w16cex="http://schemas.microsoft.com/office/word/2018/wordml/cex" xmlns:w16cid="http://schemas.microsoft.com/office/word/2016/wordml/cid" xmlns:w16="http://schemas.microsoft.com/office/word/2018/wordml" xmlns:w16sdtdh="http://schemas.microsoft.com/office/word/2020/wordml/sdtdatahash" xmlns:w16se="http://schemas.microsoft.com/office/word/2015/wordml/symex" xmlns:wpg="http://schemas.microsoft.com/office/word/2010/wordprocessingGroup" xmlns:wpi="http://schemas.microsoft.com/office/word/2010/wordprocessingInk" xmlns:wne="http://schemas.microsoft.com/office/word/2006/wordml" xmlns:wps="http://schemas.microsoft.com/office/word/2010/wordprocessingShape" mc:Ignorable="w14 w15 w16se w16cid w16 w16cex w16sdtdh wp14">
+  <w:abstractNum w:abstractNumId="0" w15:restartNumberingAfterBreak="0">
+    <w:nsid w:val="1E374C70"/>
+    <w:multiLevelType w:val="multilevel"/>
+    <w:tmpl w:val="5BBA7E8E"/>
+    <w:lvl w:ilvl="0">
+      <w:start w:val="1"/>
+      <w:numFmt w:val="bullet"/>
+      <w:lvlText w:val=""/>
+      <w:lvlJc w:val="left"/>
+      <w:pPr>
+        <w:tabs>
+          <w:tab w:val="num" w:pos="720"/>
+        </w:tabs>
+        <w:ind w:left="720" w:hanging="360"/>
+      </w:pPr>
+      <w:rPr>
+        <w:rFonts w:ascii="Symbol" w:hAnsi="Symbol" w:hint="default"/>
+        <w:sz w:val="20"/>
+      </w:rPr>
+    </w:lvl>
+    <w:lvl w:ilvl="1" w:tentative="1">
+      <w:start w:val="1"/>
+      <w:numFmt w:val="bullet"/>
+      <w:lvlText w:val="o"/>
+      <w:lvlJc w:val="left"/>
+      <w:pPr>
+        <w:tabs>
+          <w:tab w:val="num" w:pos="1440"/>
+        </w:tabs>
+        <w:ind w:left="1440" w:hanging="360"/>
+      </w:pPr>
+      <w:rPr>
+        <w:rFonts w:ascii="Courier New" w:hAnsi="Courier New" w:hint="default"/>
+        <w:sz w:val="20"/>
+      </w:rPr>
+    </w:lvl>
+    <w:lvl w:ilvl="2" w:tentative="1">
+      <w:start w:val="1"/>
+      <w:numFmt w:val="bullet"/>
+      <w:lvlText w:val=""/>
+      <w:lvlJc w:val="left"/>
+      <w:pPr>
+        <w:tabs>
+          <w:tab w:val="num" w:pos="2160"/>
+        </w:tabs>
+        <w:ind w:left="2160" w:hanging="360"/>
+      </w:pPr>
+      <w:rPr>
+        <w:rFonts w:ascii="Wingdings" w:hAnsi="Wingdings" w:hint="default"/>
+        <w:sz w:val="20"/>
+      </w:rPr>
+    </w:lvl>
+    <w:lvl w:ilvl="3" w:tentative="1">
+      <w:start w:val="1"/>
+      <w:numFmt w:val="bullet"/>
+      <w:lvlText w:val=""/>
+      <w:lvlJc w:val="left"/>
+      <w:pPr>
+        <w:tabs>
+          <w:tab w:val="num" w:pos="2880"/>
+        </w:tabs>
+        <w:ind w:left="2880" w:hanging="360"/>
+      </w:pPr>
+      <w:rPr>
+        <w:rFonts w:ascii="Wingdings" w:hAnsi="Wingdings" w:hint="default"/>
+        <w:sz w:val="20"/>
+      </w:rPr>
+    </w:lvl>
+    <w:lvl w:ilvl="4" w:tentative="1">
+      <w:start w:val="1"/>
+      <w:numFmt w:val="bullet"/>
+      <w:lvlText w:val=""/>
+      <w:lvlJc w:val="left"/>
+      <w:pPr>
+        <w:tabs>
+          <w:tab w:val="num" w:pos="3600"/>
+        </w:tabs>
+        <w:ind w:left="3600" w:hanging="360"/>
+      </w:pPr>
+      <w:rPr>
+        <w:rFonts w:ascii="Wingdings" w:hAnsi="Wingdings" w:hint="default"/>
+        <w:sz w:val="20"/>
+      </w:rPr>
+    </w:lvl>
+    <w:lvl w:ilvl="5" w:tentative="1">
+      <w:start w:val="1"/>
+      <w:numFmt w:val="bullet"/>
+      <w:lvlText w:val=""/>
+      <w:lvlJc w:val="left"/>
+      <w:pPr>
+        <w:tabs>
+          <w:tab w:val="num" w:pos="4320"/>
+        </w:tabs>
+        <w:ind w:left="4320" w:hanging="360"/>
+      </w:pPr>
+      <w:rPr>
+        <w:rFonts w:ascii="Wingdings" w:hAnsi="Wingdings" w:hint="default"/>
+        <w:sz w:val="20"/>
+      </w:rPr>
+    </w:lvl>
+    <w:lvl w:ilvl="6" w:tentative="1">
+      <w:start w:val="1"/>
+      <w:numFmt w:val="bullet"/>
+      <w:lvlText w:val=""/>
+      <w:lvlJc w:val="left"/>
+      <w:pPr>
+        <w:tabs>
+          <w:tab w:val="num" w:pos="5040"/>
+        </w:tabs>
+        <w:ind w:left="5040" w:hanging="360"/>
+      </w:pPr>
+      <w:rPr>
+        <w:rFonts w:ascii="Wingdings" w:hAnsi="Wingdings" w:hint="default"/>
+        <w:sz w:val="20"/>
+      </w:rPr>
+    </w:lvl>
+    <w:lvl w:ilvl="7" w:tentative="1">
+      <w:start w:val="1"/>
+      <w:numFmt w:val="bullet"/>
+      <w:lvlText w:val=""/>
+      <w:lvlJc w:val="left"/>
+      <w:pPr>
+        <w:tabs>
+          <w:tab w:val="num" w:pos="5760"/>
+        </w:tabs>
+        <w:ind w:left="5760" w:hanging="360"/>
+      </w:pPr>
+      <w:rPr>
+        <w:rFonts w:ascii="Wingdings" w:hAnsi="Wingdings" w:hint="default"/>
+        <w:sz w:val="20"/>
+      </w:rPr>
+    </w:lvl>
+    <w:lvl w:ilvl="8" w:tentative="1">
+      <w:start w:val="1"/>
+      <w:numFmt w:val="bullet"/>
+      <w:lvlText w:val=""/>
+      <w:lvlJc w:val="left"/>
+      <w:pPr>
+        <w:tabs>
+          <w:tab w:val="num" w:pos="6480"/>
+        </w:tabs>
+        <w:ind w:left="6480" w:hanging="360"/>
+      </w:pPr>
+      <w:rPr>
+        <w:rFonts w:ascii="Wingdings" w:hAnsi="Wingdings" w:hint="default"/>
+        <w:sz w:val="20"/>
+      </w:rPr>
+    </w:lvl>
+  </w:abstractNum>
+  <w:abstractNum w:abstractNumId="1" w15:restartNumberingAfterBreak="0">
+    <w:nsid w:val="207553AF"/>
+    <w:multiLevelType w:val="multilevel"/>
+    <w:tmpl w:val="4E044DEE"/>
+    <w:lvl w:ilvl="0">
+      <w:start w:val="1"/>
+      <w:numFmt w:val="bullet"/>
+      <w:lvlText w:val=""/>
+      <w:lvlJc w:val="left"/>
+      <w:pPr>
+        <w:tabs>
+          <w:tab w:val="num" w:pos="720"/>
+        </w:tabs>
+        <w:ind w:left="720" w:hanging="360"/>
+      </w:pPr>
+      <w:rPr>
+        <w:rFonts w:ascii="Symbol" w:hAnsi="Symbol" w:hint="default"/>
+        <w:sz w:val="20"/>
+      </w:rPr>
+    </w:lvl>
+    <w:lvl w:ilvl="1" w:tentative="1">
+      <w:start w:val="1"/>
+      <w:numFmt w:val="bullet"/>
+      <w:lvlText w:val="o"/>
+      <w:lvlJc w:val="left"/>
+      <w:pPr>
+        <w:tabs>
+          <w:tab w:val="num" w:pos="1440"/>
+        </w:tabs>
+        <w:ind w:left="1440" w:hanging="360"/>
+      </w:pPr>
+      <w:rPr>
+        <w:rFonts w:ascii="Courier New" w:hAnsi="Courier New" w:hint="default"/>
+        <w:sz w:val="20"/>
+      </w:rPr>
+    </w:lvl>
+    <w:lvl w:ilvl="2" w:tentative="1">
+      <w:start w:val="1"/>
+      <w:numFmt w:val="bullet"/>
+      <w:lvlText w:val=""/>
+      <w:lvlJc w:val="left"/>
+      <w:pPr>
+        <w:tabs>
+          <w:tab w:val="num" w:pos="2160"/>
+        </w:tabs>
+        <w:ind w:left="2160" w:hanging="360"/>
+      </w:pPr>
+      <w:rPr>
+        <w:rFonts w:ascii="Wingdings" w:hAnsi="Wingdings" w:hint="default"/>
+        <w:sz w:val="20"/>
+      </w:rPr>
+    </w:lvl>
+    <w:lvl w:ilvl="3" w:tentative="1">
+      <w:start w:val="1"/>
+      <w:numFmt w:val="bullet"/>
+      <w:lvlText w:val=""/>
+      <w:lvlJc w:val="left"/>
+      <w:pPr>
+        <w:tabs>
+          <w:tab w:val="num" w:pos="2880"/>
+        </w:tabs>
+        <w:ind w:left="2880" w:hanging="360"/>
+      </w:pPr>
+      <w:rPr>
+        <w:rFonts w:ascii="Wingdings" w:hAnsi="Wingdings" w:hint="default"/>
+        <w:sz w:val="20"/>
+      </w:rPr>
+    </w:lvl>
+    <w:lvl w:ilvl="4" w:tentative="1">
+      <w:start w:val="1"/>
+      <w:numFmt w:val="bullet"/>
+      <w:lvlText w:val=""/>
+      <w:lvlJc w:val="left"/>
+      <w:pPr>
+        <w:tabs>
+          <w:tab w:val="num" w:pos="3600"/>
+        </w:tabs>
+        <w:ind w:left="3600" w:hanging="360"/>
+      </w:pPr>
+      <w:rPr>
+        <w:rFonts w:ascii="Wingdings" w:hAnsi="Wingdings" w:hint="default"/>
+        <w:sz w:val="20"/>
+      </w:rPr>
+    </w:lvl>
+    <w:lvl w:ilvl="5" w:tentative="1">
+      <w:start w:val="1"/>
+      <w:numFmt w:val="bullet"/>
+      <w:lvlText w:val=""/>
+      <w:lvlJc w:val="left"/>
+      <w:pPr>
+        <w:tabs>
+          <w:tab w:val="num" w:pos="4320"/>
+        </w:tabs>
+        <w:ind w:left="4320" w:hanging="360"/>
+      </w:pPr>
+      <w:rPr>
+        <w:rFonts w:ascii="Wingdings" w:hAnsi="Wingdings" w:hint="default"/>
+        <w:sz w:val="20"/>
+      </w:rPr>
+    </w:lvl>
+    <w:lvl w:ilvl="6" w:tentative="1">
+      <w:start w:val="1"/>
+      <w:numFmt w:val="bullet"/>
+      <w:lvlText w:val=""/>
+      <w:lvlJc w:val="left"/>
+      <w:pPr>
+        <w:tabs>
+          <w:tab w:val="num" w:pos="5040"/>
+        </w:tabs>
+        <w:ind w:left="5040" w:hanging="360"/>
+      </w:pPr>
+      <w:rPr>
+        <w:rFonts w:ascii="Wingdings" w:hAnsi="Wingdings" w:hint="default"/>
+        <w:sz w:val="20"/>
+      </w:rPr>
+    </w:lvl>
+    <w:lvl w:ilvl="7" w:tentative="1">
+      <w:start w:val="1"/>
+      <w:numFmt w:val="bullet"/>
+      <w:lvlText w:val=""/>
+      <w:lvlJc w:val="left"/>
+      <w:pPr>
+        <w:tabs>
+          <w:tab w:val="num" w:pos="5760"/>
+        </w:tabs>
+        <w:ind w:left="5760" w:hanging="360"/>
+      </w:pPr>
+      <w:rPr>
+        <w:rFonts w:ascii="Wingdings" w:hAnsi="Wingdings" w:hint="default"/>
+        <w:sz w:val="20"/>
+      </w:rPr>
+    </w:lvl>
+    <w:lvl w:ilvl="8" w:tentative="1">
+      <w:start w:val="1"/>
+      <w:numFmt w:val="bullet"/>
+      <w:lvlText w:val=""/>
+      <w:lvlJc w:val="left"/>
+      <w:pPr>
+        <w:tabs>
+          <w:tab w:val="num" w:pos="6480"/>
+        </w:tabs>
+        <w:ind w:left="6480" w:hanging="360"/>
+      </w:pPr>
+      <w:rPr>
+        <w:rFonts w:ascii="Wingdings" w:hAnsi="Wingdings" w:hint="default"/>
+        <w:sz w:val="20"/>
+      </w:rPr>
+    </w:lvl>
+  </w:abstractNum>
+  <w:abstractNum w:abstractNumId="2" w15:restartNumberingAfterBreak="0">
+    <w:nsid w:val="20D4198C"/>
+    <w:multiLevelType w:val="multilevel"/>
+    <w:tmpl w:val="8DA8D102"/>
+    <w:lvl w:ilvl="0">
+      <w:start w:val="1"/>
+      <w:numFmt w:val="bullet"/>
+      <w:lvlText w:val=""/>
+      <w:lvlJc w:val="left"/>
+      <w:pPr>
+        <w:tabs>
+          <w:tab w:val="num" w:pos="720"/>
+        </w:tabs>
+        <w:ind w:left="720" w:hanging="360"/>
+      </w:pPr>
+      <w:rPr>
+        <w:rFonts w:ascii="Symbol" w:hAnsi="Symbol" w:hint="default"/>
+        <w:sz w:val="20"/>
+      </w:rPr>
+    </w:lvl>
+    <w:lvl w:ilvl="1" w:tentative="1">
+      <w:start w:val="1"/>
+      <w:numFmt w:val="bullet"/>
+      <w:lvlText w:val="o"/>
+      <w:lvlJc w:val="left"/>
+      <w:pPr>
+        <w:tabs>
+          <w:tab w:val="num" w:pos="1440"/>
+        </w:tabs>
+        <w:ind w:left="1440" w:hanging="360"/>
+      </w:pPr>
+      <w:rPr>
+        <w:rFonts w:ascii="Courier New" w:hAnsi="Courier New" w:hint="default"/>
+        <w:sz w:val="20"/>
+      </w:rPr>
+    </w:lvl>
+    <w:lvl w:ilvl="2" w:tentative="1">
+      <w:start w:val="1"/>
+      <w:numFmt w:val="bullet"/>
+      <w:lvlText w:val=""/>
+      <w:lvlJc w:val="left"/>
+      <w:pPr>
+        <w:tabs>
+          <w:tab w:val="num" w:pos="2160"/>
+        </w:tabs>
+        <w:ind w:left="2160" w:hanging="360"/>
+      </w:pPr>
+      <w:rPr>
+        <w:rFonts w:ascii="Wingdings" w:hAnsi="Wingdings" w:hint="default"/>
+        <w:sz w:val="20"/>
+      </w:rPr>
+    </w:lvl>
+    <w:lvl w:ilvl="3" w:tentative="1">
+      <w:start w:val="1"/>
+      <w:numFmt w:val="bullet"/>
+      <w:lvlText w:val=""/>
+      <w:lvlJc w:val="left"/>
+      <w:pPr>
+        <w:tabs>
+          <w:tab w:val="num" w:pos="2880"/>
+        </w:tabs>
+        <w:ind w:left="2880" w:hanging="360"/>
+      </w:pPr>
+      <w:rPr>
+        <w:rFonts w:ascii="Wingdings" w:hAnsi="Wingdings" w:hint="default"/>
+        <w:sz w:val="20"/>
+      </w:rPr>
+    </w:lvl>
+    <w:lvl w:ilvl="4" w:tentative="1">
+      <w:start w:val="1"/>
+      <w:numFmt w:val="bullet"/>
+      <w:lvlText w:val=""/>
+      <w:lvlJc w:val="left"/>
+      <w:pPr>
+        <w:tabs>
+          <w:tab w:val="num" w:pos="3600"/>
+        </w:tabs>
+        <w:ind w:left="3600" w:hanging="360"/>
+      </w:pPr>
+      <w:rPr>
+        <w:rFonts w:ascii="Wingdings" w:hAnsi="Wingdings" w:hint="default"/>
+        <w:sz w:val="20"/>
+      </w:rPr>
+    </w:lvl>
+    <w:lvl w:ilvl="5" w:tentative="1">
+      <w:start w:val="1"/>
+      <w:numFmt w:val="bullet"/>
+      <w:lvlText w:val=""/>
+      <w:lvlJc w:val="left"/>
+      <w:pPr>
+        <w:tabs>
+          <w:tab w:val="num" w:pos="4320"/>
+        </w:tabs>
+        <w:ind w:left="4320" w:hanging="360"/>
+      </w:pPr>
+      <w:rPr>
+        <w:rFonts w:ascii="Wingdings" w:hAnsi="Wingdings" w:hint="default"/>
+        <w:sz w:val="20"/>
+      </w:rPr>
+    </w:lvl>
+    <w:lvl w:ilvl="6" w:tentative="1">
+      <w:start w:val="1"/>
+      <w:numFmt w:val="bullet"/>
+      <w:lvlText w:val=""/>
+      <w:lvlJc w:val="left"/>
+      <w:pPr>
+        <w:tabs>
+          <w:tab w:val="num" w:pos="5040"/>
+        </w:tabs>
+        <w:ind w:left="5040" w:hanging="360"/>
+      </w:pPr>
+      <w:rPr>
+        <w:rFonts w:ascii="Wingdings" w:hAnsi="Wingdings" w:hint="default"/>
+        <w:sz w:val="20"/>
+      </w:rPr>
+    </w:lvl>
+    <w:lvl w:ilvl="7" w:tentative="1">
+      <w:start w:val="1"/>
+      <w:numFmt w:val="bullet"/>
+      <w:lvlText w:val=""/>
+      <w:lvlJc w:val="left"/>
+      <w:pPr>
+        <w:tabs>
+          <w:tab w:val="num" w:pos="5760"/>
+        </w:tabs>
+        <w:ind w:left="5760" w:hanging="360"/>
+      </w:pPr>
+      <w:rPr>
+        <w:rFonts w:ascii="Wingdings" w:hAnsi="Wingdings" w:hint="default"/>
+        <w:sz w:val="20"/>
+      </w:rPr>
+    </w:lvl>
+    <w:lvl w:ilvl="8" w:tentative="1">
+      <w:start w:val="1"/>
+      <w:numFmt w:val="bullet"/>
+      <w:lvlText w:val=""/>
+      <w:lvlJc w:val="left"/>
+      <w:pPr>
+        <w:tabs>
+          <w:tab w:val="num" w:pos="6480"/>
+        </w:tabs>
+        <w:ind w:left="6480" w:hanging="360"/>
+      </w:pPr>
+      <w:rPr>
+        <w:rFonts w:ascii="Wingdings" w:hAnsi="Wingdings" w:hint="default"/>
+        <w:sz w:val="20"/>
+      </w:rPr>
+    </w:lvl>
+  </w:abstractNum>
+  <w:abstractNum w:abstractNumId="3" w15:restartNumberingAfterBreak="0">
+    <w:nsid w:val="2E6B7443"/>
+    <w:multiLevelType w:val="multilevel"/>
+    <w:tmpl w:val="F78675CC"/>
+    <w:lvl w:ilvl="0">
+      <w:start w:val="1"/>
+      <w:numFmt w:val="bullet"/>
+      <w:lvlText w:val=""/>
+      <w:lvlJc w:val="left"/>
+      <w:pPr>
+        <w:tabs>
+          <w:tab w:val="num" w:pos="720"/>
+        </w:tabs>
+        <w:ind w:left="720" w:hanging="360"/>
+      </w:pPr>
+      <w:rPr>
+        <w:rFonts w:ascii="Symbol" w:hAnsi="Symbol" w:hint="default"/>
+        <w:sz w:val="20"/>
+      </w:rPr>
+    </w:lvl>
+    <w:lvl w:ilvl="1" w:tentative="1">
+      <w:start w:val="1"/>
+      <w:numFmt w:val="bullet"/>
+      <w:lvlText w:val="o"/>
+      <w:lvlJc w:val="left"/>
+      <w:pPr>
+        <w:tabs>
+          <w:tab w:val="num" w:pos="1440"/>
+        </w:tabs>
+        <w:ind w:left="1440" w:hanging="360"/>
+      </w:pPr>
+      <w:rPr>
+        <w:rFonts w:ascii="Courier New" w:hAnsi="Courier New" w:hint="default"/>
+        <w:sz w:val="20"/>
+      </w:rPr>
+    </w:lvl>
+    <w:lvl w:ilvl="2" w:tentative="1">
+      <w:start w:val="1"/>
+      <w:numFmt w:val="bullet"/>
+      <w:lvlText w:val=""/>
+      <w:lvlJc w:val="left"/>
+      <w:pPr>
+        <w:tabs>
+          <w:tab w:val="num" w:pos="2160"/>
+        </w:tabs>
+        <w:ind w:left="2160" w:hanging="360"/>
+      </w:pPr>
+      <w:rPr>
+        <w:rFonts w:ascii="Wingdings" w:hAnsi="Wingdings" w:hint="default"/>
+        <w:sz w:val="20"/>
+      </w:rPr>
+    </w:lvl>
+    <w:lvl w:ilvl="3" w:tentative="1">
+      <w:start w:val="1"/>
+      <w:numFmt w:val="bullet"/>
+      <w:lvlText w:val=""/>
+      <w:lvlJc w:val="left"/>
+      <w:pPr>
+        <w:tabs>
+          <w:tab w:val="num" w:pos="2880"/>
+        </w:tabs>
+        <w:ind w:left="2880" w:hanging="360"/>
+      </w:pPr>
+      <w:rPr>
+        <w:rFonts w:ascii="Wingdings" w:hAnsi="Wingdings" w:hint="default"/>
+        <w:sz w:val="20"/>
+      </w:rPr>
+    </w:lvl>
+    <w:lvl w:ilvl="4" w:tentative="1">
+      <w:start w:val="1"/>
+      <w:numFmt w:val="bullet"/>
+      <w:lvlText w:val=""/>
+      <w:lvlJc w:val="left"/>
+      <w:pPr>
+        <w:tabs>
+          <w:tab w:val="num" w:pos="3600"/>
+        </w:tabs>
+        <w:ind w:left="3600" w:hanging="360"/>
+      </w:pPr>
+      <w:rPr>
+        <w:rFonts w:ascii="Wingdings" w:hAnsi="Wingdings" w:hint="default"/>
+        <w:sz w:val="20"/>
+      </w:rPr>
+    </w:lvl>
+    <w:lvl w:ilvl="5" w:tentative="1">
+      <w:start w:val="1"/>
+      <w:numFmt w:val="bullet"/>
+      <w:lvlText w:val=""/>
+      <w:lvlJc w:val="left"/>
+      <w:pPr>
+        <w:tabs>
+          <w:tab w:val="num" w:pos="4320"/>
+        </w:tabs>
+        <w:ind w:left="4320" w:hanging="360"/>
+      </w:pPr>
+      <w:rPr>
+        <w:rFonts w:ascii="Wingdings" w:hAnsi="Wingdings" w:hint="default"/>
+        <w:sz w:val="20"/>
+      </w:rPr>
+    </w:lvl>
+    <w:lvl w:ilvl="6" w:tentative="1">
+      <w:start w:val="1"/>
+      <w:numFmt w:val="bullet"/>
+      <w:lvlText w:val=""/>
+      <w:lvlJc w:val="left"/>
+      <w:pPr>
+        <w:tabs>
+          <w:tab w:val="num" w:pos="5040"/>
+        </w:tabs>
+        <w:ind w:left="5040" w:hanging="360"/>
+      </w:pPr>
+      <w:rPr>
+        <w:rFonts w:ascii="Wingdings" w:hAnsi="Wingdings" w:hint="default"/>
+        <w:sz w:val="20"/>
+      </w:rPr>
+    </w:lvl>
+    <w:lvl w:ilvl="7" w:tentative="1">
+      <w:start w:val="1"/>
+      <w:numFmt w:val="bullet"/>
+      <w:lvlText w:val=""/>
+      <w:lvlJc w:val="left"/>
+      <w:pPr>
+        <w:tabs>
+          <w:tab w:val="num" w:pos="5760"/>
+        </w:tabs>
+        <w:ind w:left="5760" w:hanging="360"/>
+      </w:pPr>
+      <w:rPr>
+        <w:rFonts w:ascii="Wingdings" w:hAnsi="Wingdings" w:hint="default"/>
+        <w:sz w:val="20"/>
+      </w:rPr>
+    </w:lvl>
+    <w:lvl w:ilvl="8" w:tentative="1">
+      <w:start w:val="1"/>
+      <w:numFmt w:val="bullet"/>
+      <w:lvlText w:val=""/>
+      <w:lvlJc w:val="left"/>
+      <w:pPr>
+        <w:tabs>
+          <w:tab w:val="num" w:pos="6480"/>
+        </w:tabs>
+        <w:ind w:left="6480" w:hanging="360"/>
+      </w:pPr>
+      <w:rPr>
+        <w:rFonts w:ascii="Wingdings" w:hAnsi="Wingdings" w:hint="default"/>
+        <w:sz w:val="20"/>
+      </w:rPr>
+    </w:lvl>
+  </w:abstractNum>
+  <w:abstractNum w:abstractNumId="4" w15:restartNumberingAfterBreak="0">
+    <w:nsid w:val="3DAF3606"/>
+    <w:multiLevelType w:val="multilevel"/>
+    <w:tmpl w:val="8B3AD698"/>
+    <w:lvl w:ilvl="0">
+      <w:start w:val="1"/>
+      <w:numFmt w:val="bullet"/>
+      <w:lvlText w:val=""/>
+      <w:lvlJc w:val="left"/>
+      <w:pPr>
+        <w:tabs>
+          <w:tab w:val="num" w:pos="720"/>
+        </w:tabs>
+        <w:ind w:left="720" w:hanging="360"/>
+      </w:pPr>
+      <w:rPr>
+        <w:rFonts w:ascii="Symbol" w:hAnsi="Symbol" w:hint="default"/>
+        <w:sz w:val="20"/>
+      </w:rPr>
+    </w:lvl>
+    <w:lvl w:ilvl="1" w:tentative="1">
+      <w:start w:val="1"/>
+      <w:numFmt w:val="bullet"/>
+      <w:lvlText w:val="o"/>
+      <w:lvlJc w:val="left"/>
+      <w:pPr>
+        <w:tabs>
+          <w:tab w:val="num" w:pos="1440"/>
+        </w:tabs>
+        <w:ind w:left="1440" w:hanging="360"/>
+      </w:pPr>
+      <w:rPr>
+        <w:rFonts w:ascii="Courier New" w:hAnsi="Courier New" w:hint="default"/>
+        <w:sz w:val="20"/>
+      </w:rPr>
+    </w:lvl>
+    <w:lvl w:ilvl="2" w:tentative="1">
+      <w:start w:val="1"/>
+      <w:numFmt w:val="bullet"/>
+      <w:lvlText w:val=""/>
+      <w:lvlJc w:val="left"/>
+      <w:pPr>
+        <w:tabs>
+          <w:tab w:val="num" w:pos="2160"/>
+        </w:tabs>
+        <w:ind w:left="2160" w:hanging="360"/>
+      </w:pPr>
+      <w:rPr>
+        <w:rFonts w:ascii="Wingdings" w:hAnsi="Wingdings" w:hint="default"/>
+        <w:sz w:val="20"/>
+      </w:rPr>
+    </w:lvl>
+    <w:lvl w:ilvl="3" w:tentative="1">
+      <w:start w:val="1"/>
+      <w:numFmt w:val="bullet"/>
+      <w:lvlText w:val=""/>
+      <w:lvlJc w:val="left"/>
+      <w:pPr>
+        <w:tabs>
+          <w:tab w:val="num" w:pos="2880"/>
+        </w:tabs>
+        <w:ind w:left="2880" w:hanging="360"/>
+      </w:pPr>
+      <w:rPr>
+        <w:rFonts w:ascii="Wingdings" w:hAnsi="Wingdings" w:hint="default"/>
+        <w:sz w:val="20"/>
+      </w:rPr>
+    </w:lvl>
+    <w:lvl w:ilvl="4" w:tentative="1">
+      <w:start w:val="1"/>
+      <w:numFmt w:val="bullet"/>
+      <w:lvlText w:val=""/>
+      <w:lvlJc w:val="left"/>
+      <w:pPr>
+        <w:tabs>
+          <w:tab w:val="num" w:pos="3600"/>
+        </w:tabs>
+        <w:ind w:left="3600" w:hanging="360"/>
+      </w:pPr>
+      <w:rPr>
+        <w:rFonts w:ascii="Wingdings" w:hAnsi="Wingdings" w:hint="default"/>
+        <w:sz w:val="20"/>
+      </w:rPr>
+    </w:lvl>
+    <w:lvl w:ilvl="5" w:tentative="1">
+      <w:start w:val="1"/>
+      <w:numFmt w:val="bullet"/>
+      <w:lvlText w:val=""/>
+      <w:lvlJc w:val="left"/>
+      <w:pPr>
+        <w:tabs>
+          <w:tab w:val="num" w:pos="4320"/>
+        </w:tabs>
+        <w:ind w:left="4320" w:hanging="360"/>
+      </w:pPr>
+      <w:rPr>
+        <w:rFonts w:ascii="Wingdings" w:hAnsi="Wingdings" w:hint="default"/>
+        <w:sz w:val="20"/>
+      </w:rPr>
+    </w:lvl>
+    <w:lvl w:ilvl="6" w:tentative="1">
+      <w:start w:val="1"/>
+      <w:numFmt w:val="bullet"/>
+      <w:lvlText w:val=""/>
+      <w:lvlJc w:val="left"/>
+      <w:pPr>
+        <w:tabs>
+          <w:tab w:val="num" w:pos="5040"/>
+        </w:tabs>
+        <w:ind w:left="5040" w:hanging="360"/>
+      </w:pPr>
+      <w:rPr>
+        <w:rFonts w:ascii="Wingdings" w:hAnsi="Wingdings" w:hint="default"/>
+        <w:sz w:val="20"/>
+      </w:rPr>
+    </w:lvl>
+    <w:lvl w:ilvl="7" w:tentative="1">
+      <w:start w:val="1"/>
+      <w:numFmt w:val="bullet"/>
+      <w:lvlText w:val=""/>
+      <w:lvlJc w:val="left"/>
+      <w:pPr>
+        <w:tabs>
+          <w:tab w:val="num" w:pos="5760"/>
+        </w:tabs>
+        <w:ind w:left="5760" w:hanging="360"/>
+      </w:pPr>
+      <w:rPr>
+        <w:rFonts w:ascii="Wingdings" w:hAnsi="Wingdings" w:hint="default"/>
+        <w:sz w:val="20"/>
+      </w:rPr>
+    </w:lvl>
+    <w:lvl w:ilvl="8" w:tentative="1">
+      <w:start w:val="1"/>
+      <w:numFmt w:val="bullet"/>
+      <w:lvlText w:val=""/>
+      <w:lvlJc w:val="left"/>
+      <w:pPr>
+        <w:tabs>
+          <w:tab w:val="num" w:pos="6480"/>
+        </w:tabs>
+        <w:ind w:left="6480" w:hanging="360"/>
+      </w:pPr>
+      <w:rPr>
+        <w:rFonts w:ascii="Wingdings" w:hAnsi="Wingdings" w:hint="default"/>
+        <w:sz w:val="20"/>
+      </w:rPr>
+    </w:lvl>
+  </w:abstractNum>
+  <w:abstractNum w:abstractNumId="5" w15:restartNumberingAfterBreak="0">
+    <w:nsid w:val="5C55768A"/>
+    <w:multiLevelType w:val="multilevel"/>
+    <w:tmpl w:val="A8FC5E04"/>
+    <w:lvl w:ilvl="0">
+      <w:start w:val="1"/>
+      <w:numFmt w:val="bullet"/>
+      <w:lvlText w:val=""/>
+      <w:lvlJc w:val="left"/>
+      <w:pPr>
+        <w:tabs>
+          <w:tab w:val="num" w:pos="720"/>
+        </w:tabs>
+        <w:ind w:left="720" w:hanging="360"/>
+      </w:pPr>
+      <w:rPr>
+        <w:rFonts w:ascii="Symbol" w:hAnsi="Symbol" w:hint="default"/>
+        <w:sz w:val="20"/>
+      </w:rPr>
+    </w:lvl>
+    <w:lvl w:ilvl="1" w:tentative="1">
+      <w:start w:val="1"/>
+      <w:numFmt w:val="bullet"/>
+      <w:lvlText w:val="o"/>
+      <w:lvlJc w:val="left"/>
+      <w:pPr>
+        <w:tabs>
+          <w:tab w:val="num" w:pos="1440"/>
+        </w:tabs>
+        <w:ind w:left="1440" w:hanging="360"/>
+      </w:pPr>
+      <w:rPr>
+        <w:rFonts w:ascii="Courier New" w:hAnsi="Courier New" w:hint="default"/>
+        <w:sz w:val="20"/>
+      </w:rPr>
+    </w:lvl>
+    <w:lvl w:ilvl="2" w:tentative="1">
+      <w:start w:val="1"/>
+      <w:numFmt w:val="bullet"/>
+      <w:lvlText w:val=""/>
+      <w:lvlJc w:val="left"/>
+      <w:pPr>
+        <w:tabs>
+          <w:tab w:val="num" w:pos="2160"/>
+        </w:tabs>
+        <w:ind w:left="2160" w:hanging="360"/>
+      </w:pPr>
+      <w:rPr>
+        <w:rFonts w:ascii="Wingdings" w:hAnsi="Wingdings" w:hint="default"/>
+        <w:sz w:val="20"/>
+      </w:rPr>
+    </w:lvl>
+    <w:lvl w:ilvl="3" w:tentative="1">
+      <w:start w:val="1"/>
+      <w:numFmt w:val="bullet"/>
+      <w:lvlText w:val=""/>
+      <w:lvlJc w:val="left"/>
+      <w:pPr>
+        <w:tabs>
+          <w:tab w:val="num" w:pos="2880"/>
+        </w:tabs>
+        <w:ind w:left="2880" w:hanging="360"/>
+      </w:pPr>
+      <w:rPr>
+        <w:rFonts w:ascii="Wingdings" w:hAnsi="Wingdings" w:hint="default"/>
+        <w:sz w:val="20"/>
+      </w:rPr>
+    </w:lvl>
+    <w:lvl w:ilvl="4" w:tentative="1">
+      <w:start w:val="1"/>
+      <w:numFmt w:val="bullet"/>
+      <w:lvlText w:val=""/>
+      <w:lvlJc w:val="left"/>
+      <w:pPr>
+        <w:tabs>
+          <w:tab w:val="num" w:pos="3600"/>
+        </w:tabs>
+        <w:ind w:left="3600" w:hanging="360"/>
+      </w:pPr>
+      <w:rPr>
+        <w:rFonts w:ascii="Wingdings" w:hAnsi="Wingdings" w:hint="default"/>
+        <w:sz w:val="20"/>
+      </w:rPr>
+    </w:lvl>
+    <w:lvl w:ilvl="5" w:tentative="1">
+      <w:start w:val="1"/>
+      <w:numFmt w:val="bullet"/>
+      <w:lvlText w:val=""/>
+      <w:lvlJc w:val="left"/>
+      <w:pPr>
+        <w:tabs>
+          <w:tab w:val="num" w:pos="4320"/>
+        </w:tabs>
+        <w:ind w:left="4320" w:hanging="360"/>
+      </w:pPr>
+      <w:rPr>
+        <w:rFonts w:ascii="Wingdings" w:hAnsi="Wingdings" w:hint="default"/>
+        <w:sz w:val="20"/>
+      </w:rPr>
+    </w:lvl>
+    <w:lvl w:ilvl="6" w:tentative="1">
+      <w:start w:val="1"/>
+      <w:numFmt w:val="bullet"/>
+      <w:lvlText w:val=""/>
+      <w:lvlJc w:val="left"/>
+      <w:pPr>
+        <w:tabs>
+          <w:tab w:val="num" w:pos="5040"/>
+        </w:tabs>
+        <w:ind w:left="5040" w:hanging="360"/>
+      </w:pPr>
+      <w:rPr>
+        <w:rFonts w:ascii="Wingdings" w:hAnsi="Wingdings" w:hint="default"/>
+        <w:sz w:val="20"/>
+      </w:rPr>
+    </w:lvl>
+    <w:lvl w:ilvl="7" w:tentative="1">
+      <w:start w:val="1"/>
+      <w:numFmt w:val="bullet"/>
+      <w:lvlText w:val=""/>
+      <w:lvlJc w:val="left"/>
+      <w:pPr>
+        <w:tabs>
+          <w:tab w:val="num" w:pos="5760"/>
+        </w:tabs>
+        <w:ind w:left="5760" w:hanging="360"/>
+      </w:pPr>
+      <w:rPr>
+        <w:rFonts w:ascii="Wingdings" w:hAnsi="Wingdings" w:hint="default"/>
+        <w:sz w:val="20"/>
+      </w:rPr>
+    </w:lvl>
+    <w:lvl w:ilvl="8" w:tentative="1">
+      <w:start w:val="1"/>
+      <w:numFmt w:val="bullet"/>
+      <w:lvlText w:val=""/>
+      <w:lvlJc w:val="left"/>
+      <w:pPr>
+        <w:tabs>
+          <w:tab w:val="num" w:pos="6480"/>
+        </w:tabs>
+        <w:ind w:left="6480" w:hanging="360"/>
+      </w:pPr>
+      <w:rPr>
+        <w:rFonts w:ascii="Wingdings" w:hAnsi="Wingdings" w:hint="default"/>
+        <w:sz w:val="20"/>
+      </w:rPr>
+    </w:lvl>
+  </w:abstractNum>
+  <w:abstractNum w:abstractNumId="6" w15:restartNumberingAfterBreak="0">
+    <w:nsid w:val="78F53168"/>
+    <w:multiLevelType w:val="multilevel"/>
+    <w:tmpl w:val="3C4EF5D4"/>
+    <w:lvl w:ilvl="0">
+      <w:start w:val="1"/>
+      <w:numFmt w:val="bullet"/>
+      <w:lvlText w:val=""/>
+      <w:lvlJc w:val="left"/>
+      <w:pPr>
+        <w:tabs>
+          <w:tab w:val="num" w:pos="720"/>
+        </w:tabs>
+        <w:ind w:left="720" w:hanging="360"/>
+      </w:pPr>
+      <w:rPr>
+        <w:rFonts w:ascii="Symbol" w:hAnsi="Symbol" w:hint="default"/>
+        <w:sz w:val="20"/>
+      </w:rPr>
+    </w:lvl>
+    <w:lvl w:ilvl="1" w:tentative="1">
+      <w:start w:val="1"/>
+      <w:numFmt w:val="bullet"/>
+      <w:lvlText w:val="o"/>
+      <w:lvlJc w:val="left"/>
+      <w:pPr>
+        <w:tabs>
+          <w:tab w:val="num" w:pos="1440"/>
+        </w:tabs>
+        <w:ind w:left="1440" w:hanging="360"/>
+      </w:pPr>
+      <w:rPr>
+        <w:rFonts w:ascii="Courier New" w:hAnsi="Courier New" w:hint="default"/>
+        <w:sz w:val="20"/>
+      </w:rPr>
+    </w:lvl>
+    <w:lvl w:ilvl="2" w:tentative="1">
+      <w:start w:val="1"/>
+      <w:numFmt w:val="bullet"/>
+      <w:lvlText w:val=""/>
+      <w:lvlJc w:val="left"/>
+      <w:pPr>
+        <w:tabs>
+          <w:tab w:val="num" w:pos="2160"/>
+        </w:tabs>
+        <w:ind w:left="2160" w:hanging="360"/>
+      </w:pPr>
+      <w:rPr>
+        <w:rFonts w:ascii="Wingdings" w:hAnsi="Wingdings" w:hint="default"/>
+        <w:sz w:val="20"/>
+      </w:rPr>
+    </w:lvl>
+    <w:lvl w:ilvl="3" w:tentative="1">
+      <w:start w:val="1"/>
+      <w:numFmt w:val="bullet"/>
+      <w:lvlText w:val=""/>
+      <w:lvlJc w:val="left"/>
+      <w:pPr>
+        <w:tabs>
+          <w:tab w:val="num" w:pos="2880"/>
+        </w:tabs>
+        <w:ind w:left="2880" w:hanging="360"/>
+      </w:pPr>
+      <w:rPr>
+        <w:rFonts w:ascii="Wingdings" w:hAnsi="Wingdings" w:hint="default"/>
+        <w:sz w:val="20"/>
+      </w:rPr>
+    </w:lvl>
+    <w:lvl w:ilvl="4" w:tentative="1">
+      <w:start w:val="1"/>
+      <w:numFmt w:val="bullet"/>
+      <w:lvlText w:val=""/>
+      <w:lvlJc w:val="left"/>
+      <w:pPr>
+        <w:tabs>
+          <w:tab w:val="num" w:pos="3600"/>
+        </w:tabs>
+        <w:ind w:left="3600" w:hanging="360"/>
+      </w:pPr>
+      <w:rPr>
+        <w:rFonts w:ascii="Wingdings" w:hAnsi="Wingdings" w:hint="default"/>
+        <w:sz w:val="20"/>
+      </w:rPr>
+    </w:lvl>
+    <w:lvl w:ilvl="5" w:tentative="1">
+      <w:start w:val="1"/>
+      <w:numFmt w:val="bullet"/>
+      <w:lvlText w:val=""/>
+      <w:lvlJc w:val="left"/>
+      <w:pPr>
+        <w:tabs>
+          <w:tab w:val="num" w:pos="4320"/>
+        </w:tabs>
+        <w:ind w:left="4320" w:hanging="360"/>
+      </w:pPr>
+      <w:rPr>
+        <w:rFonts w:ascii="Wingdings" w:hAnsi="Wingdings" w:hint="default"/>
+        <w:sz w:val="20"/>
+      </w:rPr>
+    </w:lvl>
+    <w:lvl w:ilvl="6" w:tentative="1">
+      <w:start w:val="1"/>
+      <w:numFmt w:val="bullet"/>
+      <w:lvlText w:val=""/>
+      <w:lvlJc w:val="left"/>
+      <w:pPr>
+        <w:tabs>
+          <w:tab w:val="num" w:pos="5040"/>
+        </w:tabs>
+        <w:ind w:left="5040" w:hanging="360"/>
+      </w:pPr>
+      <w:rPr>
+        <w:rFonts w:ascii="Wingdings" w:hAnsi="Wingdings" w:hint="default"/>
+        <w:sz w:val="20"/>
+      </w:rPr>
+    </w:lvl>
+    <w:lvl w:ilvl="7" w:tentative="1">
+      <w:start w:val="1"/>
+      <w:numFmt w:val="bullet"/>
+      <w:lvlText w:val=""/>
+      <w:lvlJc w:val="left"/>
+      <w:pPr>
+        <w:tabs>
+          <w:tab w:val="num" w:pos="5760"/>
+        </w:tabs>
+        <w:ind w:left="5760" w:hanging="360"/>
+      </w:pPr>
+      <w:rPr>
+        <w:rFonts w:ascii="Wingdings" w:hAnsi="Wingdings" w:hint="default"/>
+        <w:sz w:val="20"/>
+      </w:rPr>
+    </w:lvl>
+    <w:lvl w:ilvl="8" w:tentative="1">
+      <w:start w:val="1"/>
+      <w:numFmt w:val="bullet"/>
+      <w:lvlText w:val=""/>
+      <w:lvlJc w:val="left"/>
+      <w:pPr>
+        <w:tabs>
+          <w:tab w:val="num" w:pos="6480"/>
+        </w:tabs>
+        <w:ind w:left="6480" w:hanging="360"/>
+      </w:pPr>
+      <w:rPr>
+        <w:rFonts w:ascii="Wingdings" w:hAnsi="Wingdings" w:hint="default"/>
+        <w:sz w:val="20"/>
+      </w:rPr>
+    </w:lvl>
+  </w:abstractNum>
+  <w:abstractNum w:abstractNumId="7" w15:restartNumberingAfterBreak="0">
+    <w:nsid w:val="7E8C1825"/>
+    <w:multiLevelType w:val="multilevel"/>
+    <w:tmpl w:val="15164C04"/>
+    <w:lvl w:ilvl="0">
+      <w:start w:val="1"/>
+      <w:numFmt w:val="bullet"/>
+      <w:lvlText w:val=""/>
+      <w:lvlJc w:val="left"/>
+      <w:pPr>
+        <w:tabs>
+          <w:tab w:val="num" w:pos="720"/>
+        </w:tabs>
+        <w:ind w:left="720" w:hanging="360"/>
+      </w:pPr>
+      <w:rPr>
+        <w:rFonts w:ascii="Symbol" w:hAnsi="Symbol" w:hint="default"/>
+        <w:sz w:val="20"/>
+      </w:rPr>
+    </w:lvl>
+    <w:lvl w:ilvl="1" w:tentative="1">
+      <w:start w:val="1"/>
+      <w:numFmt w:val="bullet"/>
+      <w:lvlText w:val="o"/>
+      <w:lvlJc w:val="left"/>
+      <w:pPr>
+        <w:tabs>
+          <w:tab w:val="num" w:pos="1440"/>
+        </w:tabs>
+        <w:ind w:left="1440" w:hanging="360"/>
+      </w:pPr>
+      <w:rPr>
+        <w:rFonts w:ascii="Courier New" w:hAnsi="Courier New" w:hint="default"/>
+        <w:sz w:val="20"/>
+      </w:rPr>
+    </w:lvl>
+    <w:lvl w:ilvl="2" w:tentative="1">
+      <w:start w:val="1"/>
+      <w:numFmt w:val="bullet"/>
+      <w:lvlText w:val=""/>
+      <w:lvlJc w:val="left"/>
+      <w:pPr>
+        <w:tabs>
+          <w:tab w:val="num" w:pos="2160"/>
+        </w:tabs>
+        <w:ind w:left="2160" w:hanging="360"/>
+      </w:pPr>
+      <w:rPr>
+        <w:rFonts w:ascii="Wingdings" w:hAnsi="Wingdings" w:hint="default"/>
+        <w:sz w:val="20"/>
+      </w:rPr>
+    </w:lvl>
+    <w:lvl w:ilvl="3" w:tentative="1">
+      <w:start w:val="1"/>
+      <w:numFmt w:val="bullet"/>
+      <w:lvlText w:val=""/>
+      <w:lvlJc w:val="left"/>
+      <w:pPr>
+        <w:tabs>
+          <w:tab w:val="num" w:pos="2880"/>
+        </w:tabs>
+        <w:ind w:left="2880" w:hanging="360"/>
+      </w:pPr>
+      <w:rPr>
+        <w:rFonts w:ascii="Wingdings" w:hAnsi="Wingdings" w:hint="default"/>
+        <w:sz w:val="20"/>
+      </w:rPr>
+    </w:lvl>
+    <w:lvl w:ilvl="4" w:tentative="1">
+      <w:start w:val="1"/>
+      <w:numFmt w:val="bullet"/>
+      <w:lvlText w:val=""/>
+      <w:lvlJc w:val="left"/>
+      <w:pPr>
+        <w:tabs>
+          <w:tab w:val="num" w:pos="3600"/>
+        </w:tabs>
+        <w:ind w:left="3600" w:hanging="360"/>
+      </w:pPr>
+      <w:rPr>
+        <w:rFonts w:ascii="Wingdings" w:hAnsi="Wingdings" w:hint="default"/>
+        <w:sz w:val="20"/>
+      </w:rPr>
+    </w:lvl>
+    <w:lvl w:ilvl="5" w:tentative="1">
+      <w:start w:val="1"/>
+      <w:numFmt w:val="bullet"/>
+      <w:lvlText w:val=""/>
+      <w:lvlJc w:val="left"/>
+      <w:pPr>
+        <w:tabs>
+          <w:tab w:val="num" w:pos="4320"/>
+        </w:tabs>
+        <w:ind w:left="4320" w:hanging="360"/>
+      </w:pPr>
+      <w:rPr>
+        <w:rFonts w:ascii="Wingdings" w:hAnsi="Wingdings" w:hint="default"/>
+        <w:sz w:val="20"/>
+      </w:rPr>
+    </w:lvl>
+    <w:lvl w:ilvl="6" w:tentative="1">
+      <w:start w:val="1"/>
+      <w:numFmt w:val="bullet"/>
+      <w:lvlText w:val=""/>
+      <w:lvlJc w:val="left"/>
+      <w:pPr>
+        <w:tabs>
+          <w:tab w:val="num" w:pos="5040"/>
+        </w:tabs>
+        <w:ind w:left="5040" w:hanging="360"/>
+      </w:pPr>
+      <w:rPr>
+        <w:rFonts w:ascii="Wingdings" w:hAnsi="Wingdings" w:hint="default"/>
+        <w:sz w:val="20"/>
+      </w:rPr>
+    </w:lvl>
+    <w:lvl w:ilvl="7" w:tentative="1">
+      <w:start w:val="1"/>
+      <w:numFmt w:val="bullet"/>
+      <w:lvlText w:val=""/>
+      <w:lvlJc w:val="left"/>
+      <w:pPr>
+        <w:tabs>
+          <w:tab w:val="num" w:pos="5760"/>
+        </w:tabs>
+        <w:ind w:left="5760" w:hanging="360"/>
+      </w:pPr>
+      <w:rPr>
+        <w:rFonts w:ascii="Wingdings" w:hAnsi="Wingdings" w:hint="default"/>
+        <w:sz w:val="20"/>
+      </w:rPr>
+    </w:lvl>
+    <w:lvl w:ilvl="8" w:tentative="1">
+      <w:start w:val="1"/>
+      <w:numFmt w:val="bullet"/>
+      <w:lvlText w:val=""/>
+      <w:lvlJc w:val="left"/>
+      <w:pPr>
+        <w:tabs>
+          <w:tab w:val="num" w:pos="6480"/>
+        </w:tabs>
+        <w:ind w:left="6480" w:hanging="360"/>
+      </w:pPr>
+      <w:rPr>
+        <w:rFonts w:ascii="Wingdings" w:hAnsi="Wingdings" w:hint="default"/>
+        <w:sz w:val="20"/>
+      </w:rPr>
+    </w:lvl>
+  </w:abstractNum>
+  <w:num w:numId="1" w16cid:durableId="273246184">
+    <w:abstractNumId w:val="1"/>
+  </w:num>
+  <w:num w:numId="2" w16cid:durableId="1476948823">
+    <w:abstractNumId w:val="7"/>
+  </w:num>
+  <w:num w:numId="3" w16cid:durableId="1155419068">
+    <w:abstractNumId w:val="0"/>
+  </w:num>
+  <w:num w:numId="4" w16cid:durableId="439884357">
+    <w:abstractNumId w:val="4"/>
+  </w:num>
+  <w:num w:numId="5" w16cid:durableId="908030627">
+    <w:abstractNumId w:val="6"/>
+  </w:num>
+  <w:num w:numId="6" w16cid:durableId="1813135963">
+    <w:abstractNumId w:val="2"/>
+  </w:num>
+  <w:num w:numId="7" w16cid:durableId="212040683">
+    <w:abstractNumId w:val="5"/>
+  </w:num>
+  <w:num w:numId="8" w16cid:durableId="941651177">
+    <w:abstractNumId w:val="3"/>
+  </w:num>
+</w:numbering>
 </file>
 
 <file path=word/styles.xml><?xml version="1.0" encoding="utf-8"?>
@@ -792,6 +3958,7 @@
   <w:style w:type="character" w:default="1" w:styleId="DefaultParagraphFont">
     <w:name w:val="Default Paragraph Font"/>
     <w:uiPriority w:val="1"/>
+    <w:semiHidden/>
     <w:unhideWhenUsed/>
   </w:style>
   <w:style w:type="table" w:default="1" w:styleId="TableNormal">
